--- a/public/lesson-29.docx
+++ b/public/lesson-29.docx
@@ -5,327 +5,1399 @@
     <w:p>
       <w:pPr>
         <w:pStyle w:val="Heading2"/>
-        <w:rPr>
-          <w:b w:val="0"/>
-          <w:i w:val="0"/>
-          <w:lang w:val="ru-RU"/>
-        </w:rPr>
-      </w:pPr>
-      <w:r>
-        <w:rPr>
-          <w:b w:val="0"/>
-          <w:i w:val="0"/>
-          <w:lang w:val="ru-RU"/>
-        </w:rPr>
-        <w:t>Урок 29. От христианства к Новоевропейской теории познания</w:t>
-      </w:r>
+      </w:pPr>
+      <w:proofErr w:type="spellStart"/>
+      <w:r>
+        <w:t>От</w:t>
+      </w:r>
+      <w:proofErr w:type="spellEnd"/>
+      <w:r>
+        <w:t xml:space="preserve"> </w:t>
+      </w:r>
+      <w:proofErr w:type="spellStart"/>
+      <w:r>
+        <w:t>христианства</w:t>
+      </w:r>
+      <w:proofErr w:type="spellEnd"/>
+      <w:r>
+        <w:t xml:space="preserve"> к </w:t>
+      </w:r>
+      <w:proofErr w:type="spellStart"/>
+      <w:r>
+        <w:t>Новоевропейской</w:t>
+      </w:r>
+      <w:proofErr w:type="spellEnd"/>
+      <w:r>
+        <w:t xml:space="preserve"> </w:t>
+      </w:r>
+      <w:proofErr w:type="spellStart"/>
+      <w:r>
+        <w:t>теории</w:t>
+      </w:r>
+      <w:proofErr w:type="spellEnd"/>
+      <w:r>
+        <w:t xml:space="preserve"> </w:t>
+      </w:r>
+      <w:proofErr w:type="spellStart"/>
+      <w:r>
+        <w:t>познания</w:t>
+      </w:r>
+      <w:proofErr w:type="spellEnd"/>
     </w:p>
     <w:p>
       <w:pPr>
         <w:rPr>
-          <w:lang w:val="ru-RU"/>
-        </w:rPr>
-      </w:pPr>
-      <w:r>
-        <w:rPr>
-          <w:lang w:val="ru-RU"/>
-        </w:rPr>
-        <w:t>Новоевропейская теория познания (15-17 вв, эпоха просвещения) отличается от прежней тем, что только в ней есть ощущение «безумия», где мышление будто бы входит в новый, «экстремальный» режим, будто мышление ходит по грани, за которой может распасться и превратиться в безумие, шизофрению и тп. В античных текстах нет подобного ощущения, и это симптоматично.</w:t>
+          <w:rFonts w:ascii="Times New Roman" w:hAnsi="Times New Roman" w:cs="Times New Roman"/>
+          <w:sz w:val="24"/>
+          <w:szCs w:val="24"/>
+          <w:lang w:val="ru-RU"/>
+        </w:rPr>
+      </w:pPr>
+      <w:r>
+        <w:rPr>
+          <w:rFonts w:ascii="Times New Roman" w:hAnsi="Times New Roman" w:cs="Times New Roman"/>
+          <w:b/>
+          <w:bCs/>
+          <w:sz w:val="24"/>
+          <w:szCs w:val="24"/>
+          <w:lang w:val="ru-RU"/>
+        </w:rPr>
+        <w:t>Новоевропейская теория познания</w:t>
+      </w:r>
+      <w:r>
+        <w:rPr>
+          <w:rFonts w:ascii="Times New Roman" w:hAnsi="Times New Roman" w:cs="Times New Roman"/>
+          <w:sz w:val="24"/>
+          <w:szCs w:val="24"/>
+          <w:lang w:val="ru-RU"/>
+        </w:rPr>
+        <w:t xml:space="preserve"> (15-17 </w:t>
+      </w:r>
+      <w:proofErr w:type="spellStart"/>
+      <w:r>
+        <w:rPr>
+          <w:rFonts w:ascii="Times New Roman" w:hAnsi="Times New Roman" w:cs="Times New Roman"/>
+          <w:sz w:val="24"/>
+          <w:szCs w:val="24"/>
+          <w:lang w:val="ru-RU"/>
+        </w:rPr>
+        <w:t>вв</w:t>
+      </w:r>
+      <w:proofErr w:type="spellEnd"/>
+      <w:r>
+        <w:rPr>
+          <w:rFonts w:ascii="Times New Roman" w:hAnsi="Times New Roman" w:cs="Times New Roman"/>
+          <w:sz w:val="24"/>
+          <w:szCs w:val="24"/>
+          <w:lang w:val="ru-RU"/>
+        </w:rPr>
+        <w:t>, эпоха просвещения) отличается от прежней тем, что только в ней есть ощущение «безумия», где мышление будто бы входит в новый, «экстремальный» режим, будто мышление ходит по грани, за которой может распасться и превратиться в безумие, шизофрению и т</w:t>
+      </w:r>
+      <w:r>
+        <w:rPr>
+          <w:rFonts w:ascii="Times New Roman" w:hAnsi="Times New Roman" w:cs="Times New Roman"/>
+          <w:sz w:val="24"/>
+          <w:szCs w:val="24"/>
+          <w:lang w:val="ru-RU"/>
+        </w:rPr>
+        <w:t>.</w:t>
+      </w:r>
+      <w:r>
+        <w:rPr>
+          <w:rFonts w:ascii="Times New Roman" w:hAnsi="Times New Roman" w:cs="Times New Roman"/>
+          <w:sz w:val="24"/>
+          <w:szCs w:val="24"/>
+          <w:lang w:val="ru-RU"/>
+        </w:rPr>
+        <w:t>п. В античных текстах нет подобного ощущения, и это симптоматично.</w:t>
       </w:r>
     </w:p>
     <w:p>
       <w:pPr>
-        <w:rPr>
-          <w:lang w:val="ru-RU"/>
-        </w:rPr>
-      </w:pPr>
-      <w:r>
-        <w:rPr>
-          <w:lang w:val="ru-RU"/>
-        </w:rPr>
-        <w:t>Этика началась с вопроса о том, «кто я?» и «что мне делать?» на рисунке ниже представлена эволюция этики в рамках мифа/монотеизма:</w:t>
+        <w:pStyle w:val="Heading2"/>
+        <w:rPr>
+          <w:lang w:val="ru-RU"/>
+        </w:rPr>
+      </w:pPr>
+      <w:r>
+        <w:rPr>
+          <w:lang w:val="ru-RU"/>
+        </w:rPr>
+        <w:t>Обзор предшествующих картин мира</w:t>
       </w:r>
     </w:p>
     <w:p>
       <w:pPr>
         <w:rPr>
-          <w:lang w:val="ru-RU"/>
-        </w:rPr>
-      </w:pPr>
-      <w:r>
-        <w:rPr>
-          <w:lang w:val="ru-RU"/>
-        </w:rPr>
-        <w:t>![[</w:t>
-      </w:r>
-      <w:r>
-        <w:t>IMG</w:t>
-      </w:r>
-      <w:r>
-        <w:rPr>
-          <w:lang w:val="ru-RU"/>
-        </w:rPr>
-        <w:t>_4009.</w:t>
-      </w:r>
-      <w:r>
-        <w:t>heic</w:t>
-      </w:r>
-      <w:r>
-        <w:rPr>
-          <w:lang w:val="ru-RU"/>
-        </w:rPr>
-        <w:t>]]</w:t>
+          <w:rFonts w:ascii="Times New Roman" w:hAnsi="Times New Roman" w:cs="Times New Roman"/>
+          <w:sz w:val="24"/>
+          <w:szCs w:val="24"/>
+          <w:lang w:val="ru-RU"/>
+        </w:rPr>
+      </w:pPr>
+      <w:r>
+        <w:rPr>
+          <w:rFonts w:ascii="Times New Roman" w:hAnsi="Times New Roman" w:cs="Times New Roman"/>
+          <w:sz w:val="24"/>
+          <w:szCs w:val="24"/>
+          <w:lang w:val="ru-RU"/>
+        </w:rPr>
+        <w:t>Этика началась с вопроса о том, «кто я?» и «что мне делать?» на рисунке ниже представлена эволюция этики в рамках мифа/монотеизма:</w:t>
       </w:r>
     </w:p>
     <w:p>
       <w:pPr>
         <w:rPr>
-          <w:lang w:val="ru-RU"/>
-        </w:rPr>
-      </w:pPr>
-      <w:r>
-        <w:rPr>
-          <w:lang w:val="ru-RU"/>
-        </w:rPr>
-        <w:t>Этические задачи можно решить в обеих картинах мира, но только ценой того, что целостная картина мира будет тогда отсутствовать.</w:t>
+          <w:rFonts w:ascii="Times New Roman" w:hAnsi="Times New Roman" w:cs="Times New Roman"/>
+          <w:sz w:val="24"/>
+          <w:szCs w:val="24"/>
+          <w:lang w:val="ru-RU"/>
+        </w:rPr>
+      </w:pPr>
+      <w:proofErr w:type="gramStart"/>
+      <w:r>
+        <w:rPr>
+          <w:rFonts w:ascii="Times New Roman" w:hAnsi="Times New Roman" w:cs="Times New Roman"/>
+          <w:sz w:val="24"/>
+          <w:szCs w:val="24"/>
+          <w:lang w:val="ru-RU"/>
+        </w:rPr>
+        <w:t>![</w:t>
+      </w:r>
+      <w:proofErr w:type="gramEnd"/>
+      <w:r>
+        <w:rPr>
+          <w:rFonts w:ascii="Times New Roman" w:hAnsi="Times New Roman" w:cs="Times New Roman"/>
+          <w:sz w:val="24"/>
+          <w:szCs w:val="24"/>
+          <w:lang w:val="ru-RU"/>
+        </w:rPr>
+        <w:t>[</w:t>
+      </w:r>
+      <w:r>
+        <w:rPr>
+          <w:rFonts w:ascii="Times New Roman" w:hAnsi="Times New Roman" w:cs="Times New Roman"/>
+          <w:sz w:val="24"/>
+          <w:szCs w:val="24"/>
+        </w:rPr>
+        <w:t>IMG</w:t>
+      </w:r>
+      <w:r>
+        <w:rPr>
+          <w:rFonts w:ascii="Times New Roman" w:hAnsi="Times New Roman" w:cs="Times New Roman"/>
+          <w:sz w:val="24"/>
+          <w:szCs w:val="24"/>
+          <w:lang w:val="ru-RU"/>
+        </w:rPr>
+        <w:t>_4009.</w:t>
+      </w:r>
+      <w:proofErr w:type="spellStart"/>
+      <w:r>
+        <w:rPr>
+          <w:rFonts w:ascii="Times New Roman" w:hAnsi="Times New Roman" w:cs="Times New Roman"/>
+          <w:sz w:val="24"/>
+          <w:szCs w:val="24"/>
+        </w:rPr>
+        <w:t>heic</w:t>
+      </w:r>
+      <w:proofErr w:type="spellEnd"/>
+      <w:r>
+        <w:rPr>
+          <w:rFonts w:ascii="Times New Roman" w:hAnsi="Times New Roman" w:cs="Times New Roman"/>
+          <w:sz w:val="24"/>
+          <w:szCs w:val="24"/>
+          <w:lang w:val="ru-RU"/>
+        </w:rPr>
+        <w:t>]]</w:t>
       </w:r>
     </w:p>
     <w:p>
       <w:pPr>
         <w:rPr>
-          <w:lang w:val="ru-RU"/>
-        </w:rPr>
-      </w:pPr>
-      <w:r>
-        <w:rPr>
-          <w:lang w:val="ru-RU"/>
-        </w:rPr>
-        <w:t>Как видно из рисунка, направление стрелки этики меняется со сменой картины мира.</w:t>
+          <w:rFonts w:ascii="Times New Roman" w:hAnsi="Times New Roman" w:cs="Times New Roman"/>
+          <w:sz w:val="24"/>
+          <w:szCs w:val="24"/>
+          <w:lang w:val="ru-RU"/>
+        </w:rPr>
+      </w:pPr>
+      <w:r>
+        <w:rPr>
+          <w:rFonts w:ascii="Times New Roman" w:hAnsi="Times New Roman" w:cs="Times New Roman"/>
+          <w:sz w:val="24"/>
+          <w:szCs w:val="24"/>
+          <w:lang w:val="ru-RU"/>
+        </w:rPr>
+        <w:t>Этические задачи можно решить в обеих картинах мира, но только ценой того, что целостная картина мира будет тогда отсутствовать.</w:t>
       </w:r>
     </w:p>
     <w:p>
       <w:pPr>
         <w:rPr>
-          <w:lang w:val="ru-RU"/>
-        </w:rPr>
-      </w:pPr>
-      <w:r>
-        <w:rPr>
-          <w:lang w:val="ru-RU"/>
-        </w:rPr>
-        <w:t>В античности этика — побочная линия философии. Ее целью — аффектом — была атараксия — отсутствие тревоги. Скептики лучше всего приблизились к формуле атараксии (постоянный спор в целью отказа от знания). Но при таком подходе уничтожается всякое знание, как источник тревоги, следовательно, целостной картины мира не достичь. При ней изобретается способ бытия (находится ответ на вопрос «в чем моё подлинное я?»).</w:t>
+          <w:rFonts w:ascii="Times New Roman" w:hAnsi="Times New Roman" w:cs="Times New Roman"/>
+          <w:sz w:val="24"/>
+          <w:szCs w:val="24"/>
+          <w:lang w:val="ru-RU"/>
+        </w:rPr>
+      </w:pPr>
+      <w:r>
+        <w:rPr>
+          <w:rFonts w:ascii="Times New Roman" w:hAnsi="Times New Roman" w:cs="Times New Roman"/>
+          <w:sz w:val="24"/>
+          <w:szCs w:val="24"/>
+          <w:lang w:val="ru-RU"/>
+        </w:rPr>
+        <w:t>Как видно из рисунка, направление стрелки этики меняется со сменой картины мира.</w:t>
       </w:r>
     </w:p>
     <w:p>
       <w:pPr>
         <w:rPr>
-          <w:lang w:val="ru-RU"/>
-        </w:rPr>
-      </w:pPr>
-      <w:r>
-        <w:rPr>
-          <w:lang w:val="ru-RU"/>
-        </w:rPr>
-        <w:t>При монотеизме этика — это ведущая линия философии (ведущая стрелка всегда сверху). Главное чувство, с которым идёт борьба — это вина перед богом. Ответ на вопрос «кто я» христианам известен — греховное существо; целью же является бессмертие (то есть по сути бытие), достигаемое с помощью экклесии. Но достигнуть целостной картины мира не выйдет из-за парадокса, изложенного на прошлом уроке.</w:t>
+          <w:rFonts w:ascii="Times New Roman" w:hAnsi="Times New Roman" w:cs="Times New Roman"/>
+          <w:sz w:val="24"/>
+          <w:szCs w:val="24"/>
+          <w:lang w:val="ru-RU"/>
+        </w:rPr>
+      </w:pPr>
+      <w:r>
+        <w:rPr>
+          <w:rFonts w:ascii="Times New Roman" w:hAnsi="Times New Roman" w:cs="Times New Roman"/>
+          <w:sz w:val="24"/>
+          <w:szCs w:val="24"/>
+          <w:lang w:val="ru-RU"/>
+        </w:rPr>
+        <w:t xml:space="preserve">В античности этика — побочная линия философии. Ее целью — </w:t>
+      </w:r>
+      <w:r>
+        <w:rPr>
+          <w:rFonts w:ascii="Times New Roman" w:hAnsi="Times New Roman" w:cs="Times New Roman"/>
+          <w:i/>
+          <w:iCs/>
+          <w:sz w:val="24"/>
+          <w:szCs w:val="24"/>
+          <w:lang w:val="ru-RU"/>
+        </w:rPr>
+        <w:t>аффектом</w:t>
+      </w:r>
+      <w:r>
+        <w:rPr>
+          <w:rFonts w:ascii="Times New Roman" w:hAnsi="Times New Roman" w:cs="Times New Roman"/>
+          <w:sz w:val="24"/>
+          <w:szCs w:val="24"/>
+          <w:lang w:val="ru-RU"/>
+        </w:rPr>
+        <w:t xml:space="preserve"> — была </w:t>
+      </w:r>
+      <w:r>
+        <w:rPr>
+          <w:rFonts w:ascii="Times New Roman" w:hAnsi="Times New Roman" w:cs="Times New Roman"/>
+          <w:i/>
+          <w:iCs/>
+          <w:sz w:val="24"/>
+          <w:szCs w:val="24"/>
+          <w:lang w:val="ru-RU"/>
+        </w:rPr>
+        <w:t>атараксия</w:t>
+      </w:r>
+      <w:r>
+        <w:rPr>
+          <w:rFonts w:ascii="Times New Roman" w:hAnsi="Times New Roman" w:cs="Times New Roman"/>
+          <w:sz w:val="24"/>
+          <w:szCs w:val="24"/>
+          <w:lang w:val="ru-RU"/>
+        </w:rPr>
+        <w:t xml:space="preserve"> — отсутствие тревоги. Скептики лучше всего приблизились к формуле </w:t>
+      </w:r>
+      <w:r>
+        <w:rPr>
+          <w:rFonts w:ascii="Times New Roman" w:hAnsi="Times New Roman" w:cs="Times New Roman"/>
+          <w:i/>
+          <w:iCs/>
+          <w:sz w:val="24"/>
+          <w:szCs w:val="24"/>
+          <w:lang w:val="ru-RU"/>
+        </w:rPr>
+        <w:t>атараксии</w:t>
+      </w:r>
+      <w:r>
+        <w:rPr>
+          <w:rFonts w:ascii="Times New Roman" w:hAnsi="Times New Roman" w:cs="Times New Roman"/>
+          <w:sz w:val="24"/>
+          <w:szCs w:val="24"/>
+          <w:lang w:val="ru-RU"/>
+        </w:rPr>
+        <w:t xml:space="preserve">, открыв метод </w:t>
+      </w:r>
+      <w:r>
+        <w:rPr>
+          <w:rFonts w:ascii="Times New Roman" w:hAnsi="Times New Roman" w:cs="Times New Roman"/>
+          <w:sz w:val="24"/>
+          <w:szCs w:val="24"/>
+          <w:lang w:val="ru-RU"/>
+        </w:rPr>
+        <w:t>постоянн</w:t>
+      </w:r>
+      <w:r>
+        <w:rPr>
+          <w:rFonts w:ascii="Times New Roman" w:hAnsi="Times New Roman" w:cs="Times New Roman"/>
+          <w:sz w:val="24"/>
+          <w:szCs w:val="24"/>
+          <w:lang w:val="ru-RU"/>
+        </w:rPr>
+        <w:t>ого</w:t>
+      </w:r>
+      <w:r>
+        <w:rPr>
+          <w:rFonts w:ascii="Times New Roman" w:hAnsi="Times New Roman" w:cs="Times New Roman"/>
+          <w:sz w:val="24"/>
+          <w:szCs w:val="24"/>
+          <w:lang w:val="ru-RU"/>
+        </w:rPr>
+        <w:t xml:space="preserve"> спор</w:t>
+      </w:r>
+      <w:r>
+        <w:rPr>
+          <w:rFonts w:ascii="Times New Roman" w:hAnsi="Times New Roman" w:cs="Times New Roman"/>
+          <w:sz w:val="24"/>
+          <w:szCs w:val="24"/>
+          <w:lang w:val="ru-RU"/>
+        </w:rPr>
+        <w:t>а с</w:t>
+      </w:r>
+      <w:r>
+        <w:rPr>
+          <w:rFonts w:ascii="Times New Roman" w:hAnsi="Times New Roman" w:cs="Times New Roman"/>
+          <w:sz w:val="24"/>
+          <w:szCs w:val="24"/>
+          <w:lang w:val="ru-RU"/>
+        </w:rPr>
+        <w:t xml:space="preserve"> целью отказа от знания). Но при таком подходе уничтожается всякое знание, следовательно, целостной картины мира</w:t>
+      </w:r>
+      <w:r>
+        <w:rPr>
+          <w:rFonts w:ascii="Times New Roman" w:hAnsi="Times New Roman" w:cs="Times New Roman"/>
+          <w:sz w:val="24"/>
+          <w:szCs w:val="24"/>
+          <w:lang w:val="ru-RU"/>
+        </w:rPr>
+        <w:t xml:space="preserve"> с ним</w:t>
+      </w:r>
+      <w:r>
+        <w:rPr>
+          <w:rFonts w:ascii="Times New Roman" w:hAnsi="Times New Roman" w:cs="Times New Roman"/>
+          <w:sz w:val="24"/>
+          <w:szCs w:val="24"/>
+          <w:lang w:val="ru-RU"/>
+        </w:rPr>
+        <w:t xml:space="preserve"> не достичь. </w:t>
+      </w:r>
+      <w:r>
+        <w:rPr>
+          <w:rFonts w:ascii="Times New Roman" w:hAnsi="Times New Roman" w:cs="Times New Roman"/>
+          <w:sz w:val="24"/>
+          <w:szCs w:val="24"/>
+          <w:lang w:val="ru-RU"/>
+        </w:rPr>
+        <w:t xml:space="preserve">С </w:t>
+      </w:r>
+      <w:r>
+        <w:rPr>
+          <w:rFonts w:ascii="Times New Roman" w:hAnsi="Times New Roman" w:cs="Times New Roman"/>
+          <w:sz w:val="24"/>
+          <w:szCs w:val="24"/>
+          <w:lang w:val="ru-RU"/>
+        </w:rPr>
+        <w:t>ним только</w:t>
+      </w:r>
+      <w:r>
+        <w:rPr>
+          <w:rFonts w:ascii="Times New Roman" w:hAnsi="Times New Roman" w:cs="Times New Roman"/>
+          <w:sz w:val="24"/>
+          <w:szCs w:val="24"/>
+          <w:lang w:val="ru-RU"/>
+        </w:rPr>
+        <w:t xml:space="preserve"> </w:t>
+      </w:r>
+      <w:r>
+        <w:rPr>
+          <w:rFonts w:ascii="Times New Roman" w:hAnsi="Times New Roman" w:cs="Times New Roman"/>
+          <w:sz w:val="24"/>
+          <w:szCs w:val="24"/>
+          <w:lang w:val="ru-RU"/>
+        </w:rPr>
+        <w:t>изобретается способ бытия (находится ответ на вопрос «в чем моё подлинное я?»).</w:t>
       </w:r>
     </w:p>
     <w:p>
       <w:pPr>
         <w:rPr>
-          <w:lang w:val="ru-RU"/>
-        </w:rPr>
-      </w:pPr>
-      <w:r>
-        <w:rPr>
-          <w:lang w:val="ru-RU"/>
-        </w:rPr>
-        <w:t>Используя в современном модерне одну из этих картин мира можно, но только оказавшись в положении аутсайдера, потому что для человека модерна главной целью является знание.</w:t>
+          <w:rFonts w:ascii="Times New Roman" w:hAnsi="Times New Roman" w:cs="Times New Roman"/>
+          <w:sz w:val="24"/>
+          <w:szCs w:val="24"/>
+          <w:lang w:val="ru-RU"/>
+        </w:rPr>
+      </w:pPr>
+      <w:r>
+        <w:rPr>
+          <w:rFonts w:ascii="Times New Roman" w:hAnsi="Times New Roman" w:cs="Times New Roman"/>
+          <w:sz w:val="24"/>
+          <w:szCs w:val="24"/>
+          <w:lang w:val="ru-RU"/>
+        </w:rPr>
+        <w:t xml:space="preserve">При монотеизме этика — это ведущая линия философии (ведущая стрелка всегда сверху). Главное чувство, с которым идёт борьба — это вина перед богом. Ответ на вопрос «кто я» христианам известен — греховное существо; целью же является бессмертие (то есть по сути бытие), достигаемое с помощью </w:t>
+      </w:r>
+      <w:r>
+        <w:rPr>
+          <w:rFonts w:ascii="Times New Roman" w:hAnsi="Times New Roman" w:cs="Times New Roman"/>
+          <w:i/>
+          <w:iCs/>
+          <w:sz w:val="24"/>
+          <w:szCs w:val="24"/>
+          <w:lang w:val="ru-RU"/>
+        </w:rPr>
+        <w:t>экклесии</w:t>
+      </w:r>
+      <w:r>
+        <w:rPr>
+          <w:rFonts w:ascii="Times New Roman" w:hAnsi="Times New Roman" w:cs="Times New Roman"/>
+          <w:sz w:val="24"/>
+          <w:szCs w:val="24"/>
+          <w:lang w:val="ru-RU"/>
+        </w:rPr>
+        <w:t>. Но достигнуть целостной картины мира не выйдет из-за парадокса, изложенного на прошлом уроке.</w:t>
       </w:r>
     </w:p>
     <w:p>
       <w:pPr>
         <w:rPr>
-          <w:lang w:val="ru-RU"/>
-        </w:rPr>
-      </w:pPr>
-      <w:r>
-        <w:rPr>
-          <w:lang w:val="ru-RU"/>
-        </w:rPr>
-        <w:t>![[</w:t>
-      </w:r>
-      <w:r>
-        <w:t>IMG</w:t>
-      </w:r>
-      <w:r>
-        <w:rPr>
-          <w:lang w:val="ru-RU"/>
-        </w:rPr>
-        <w:t>_4010.</w:t>
-      </w:r>
-      <w:r>
-        <w:t>heic</w:t>
-      </w:r>
-      <w:r>
-        <w:rPr>
-          <w:lang w:val="ru-RU"/>
-        </w:rPr>
-        <w:t>]]</w:t>
+          <w:rFonts w:ascii="Times New Roman" w:hAnsi="Times New Roman" w:cs="Times New Roman"/>
+          <w:sz w:val="24"/>
+          <w:szCs w:val="24"/>
+          <w:lang w:val="ru-RU"/>
+        </w:rPr>
+      </w:pPr>
+      <w:r>
+        <w:rPr>
+          <w:rFonts w:ascii="Times New Roman" w:hAnsi="Times New Roman" w:cs="Times New Roman"/>
+          <w:sz w:val="24"/>
+          <w:szCs w:val="24"/>
+          <w:lang w:val="ru-RU"/>
+        </w:rPr>
+        <w:t>Пользоваться</w:t>
+      </w:r>
+      <w:r>
+        <w:rPr>
+          <w:rFonts w:ascii="Times New Roman" w:hAnsi="Times New Roman" w:cs="Times New Roman"/>
+          <w:sz w:val="24"/>
+          <w:szCs w:val="24"/>
+          <w:lang w:val="ru-RU"/>
+        </w:rPr>
+        <w:t xml:space="preserve"> в современном модерне одну из этих картин мира можно, но только оказавшись в положении аутсайдера, потому что </w:t>
+      </w:r>
+      <w:r>
+        <w:rPr>
+          <w:rFonts w:ascii="Times New Roman" w:hAnsi="Times New Roman" w:cs="Times New Roman"/>
+          <w:sz w:val="24"/>
+          <w:szCs w:val="24"/>
+          <w:lang w:val="ru-RU"/>
+        </w:rPr>
+        <w:t xml:space="preserve">в современности </w:t>
+      </w:r>
+      <w:r>
+        <w:rPr>
+          <w:rFonts w:ascii="Times New Roman" w:hAnsi="Times New Roman" w:cs="Times New Roman"/>
+          <w:sz w:val="24"/>
+          <w:szCs w:val="24"/>
+          <w:lang w:val="ru-RU"/>
+        </w:rPr>
+        <w:t>для человека модерна главной целью является знание.</w:t>
       </w:r>
     </w:p>
     <w:p>
       <w:pPr>
         <w:rPr>
-          <w:lang w:val="ru-RU"/>
-        </w:rPr>
-      </w:pPr>
-      <w:r>
-        <w:rPr>
-          <w:lang w:val="ru-RU"/>
-        </w:rPr>
-        <w:t xml:space="preserve">Этика модерна, в отличии от предыдущих картин мира, не имеет общей, четкой цели. </w:t>
-      </w:r>
-      <w:r>
-        <w:rPr>
-          <w:i/>
-          <w:lang w:val="ru-RU"/>
-        </w:rPr>
-        <w:t>Цель в модерне формируется исходя из того знания, которое получит человек</w:t>
-      </w:r>
-      <w:r>
-        <w:rPr>
-          <w:lang w:val="ru-RU"/>
-        </w:rPr>
-        <w:t xml:space="preserve">. В модерне </w:t>
-      </w:r>
-      <w:r>
-        <w:rPr>
-          <w:i/>
-          <w:lang w:val="ru-RU"/>
-        </w:rPr>
-        <w:t>бесконечное множество целей</w:t>
-      </w:r>
-      <w:r>
-        <w:rPr>
-          <w:lang w:val="ru-RU"/>
-        </w:rPr>
-        <w:t>. Заданной цели извне не существует, мышление существует автономно. Именно автономия мышления определяет тот характер познания, при котором создается ощущение безумия. Когда Платон, Аристотель, Парменид и тп формирует свою философию, то он знает, что главной целью его труда является благо, которого должен достигнуть каждый гражданин его полиса. Когда христианские теологи занимаются постижением бога, они знают, что цель — спасение. В модерне никакой цели нет — это и есть причина экстремальности новоевропейской теории познания.</w:t>
+          <w:rFonts w:ascii="Times New Roman" w:hAnsi="Times New Roman" w:cs="Times New Roman"/>
+          <w:sz w:val="24"/>
+          <w:szCs w:val="24"/>
+          <w:lang w:val="ru-RU"/>
+        </w:rPr>
+      </w:pPr>
+      <w:proofErr w:type="gramStart"/>
+      <w:r>
+        <w:rPr>
+          <w:rFonts w:ascii="Times New Roman" w:hAnsi="Times New Roman" w:cs="Times New Roman"/>
+          <w:sz w:val="24"/>
+          <w:szCs w:val="24"/>
+          <w:lang w:val="ru-RU"/>
+        </w:rPr>
+        <w:t>![</w:t>
+      </w:r>
+      <w:proofErr w:type="gramEnd"/>
+      <w:r>
+        <w:rPr>
+          <w:rFonts w:ascii="Times New Roman" w:hAnsi="Times New Roman" w:cs="Times New Roman"/>
+          <w:sz w:val="24"/>
+          <w:szCs w:val="24"/>
+          <w:lang w:val="ru-RU"/>
+        </w:rPr>
+        <w:t>[</w:t>
+      </w:r>
+      <w:r>
+        <w:rPr>
+          <w:rFonts w:ascii="Times New Roman" w:hAnsi="Times New Roman" w:cs="Times New Roman"/>
+          <w:sz w:val="24"/>
+          <w:szCs w:val="24"/>
+        </w:rPr>
+        <w:t>IMG</w:t>
+      </w:r>
+      <w:r>
+        <w:rPr>
+          <w:rFonts w:ascii="Times New Roman" w:hAnsi="Times New Roman" w:cs="Times New Roman"/>
+          <w:sz w:val="24"/>
+          <w:szCs w:val="24"/>
+          <w:lang w:val="ru-RU"/>
+        </w:rPr>
+        <w:t>_4010.</w:t>
+      </w:r>
+      <w:proofErr w:type="spellStart"/>
+      <w:r>
+        <w:rPr>
+          <w:rFonts w:ascii="Times New Roman" w:hAnsi="Times New Roman" w:cs="Times New Roman"/>
+          <w:sz w:val="24"/>
+          <w:szCs w:val="24"/>
+        </w:rPr>
+        <w:t>heic</w:t>
+      </w:r>
+      <w:proofErr w:type="spellEnd"/>
+      <w:r>
+        <w:rPr>
+          <w:rFonts w:ascii="Times New Roman" w:hAnsi="Times New Roman" w:cs="Times New Roman"/>
+          <w:sz w:val="24"/>
+          <w:szCs w:val="24"/>
+          <w:lang w:val="ru-RU"/>
+        </w:rPr>
+        <w:t>]]</w:t>
       </w:r>
     </w:p>
     <w:p>
-      <w:r>
-        <w:rPr>
-          <w:lang w:val="ru-RU"/>
-        </w:rPr>
-        <w:t xml:space="preserve">Ответ на мой вопрос о том, почему в первом цикле лекций Бог был чистым юпостасисом, а в догмате о Троице Бог — это некая комбинация усии и юпостасиса: Нельзя познавать бога, как какой-нибудь камень. Усия материальных тел конечна и изменяема. Поэтому, когда говорилось, что у бога не было усии, имелась в виду именно эта усия. Но это не значит, что у бога нет никакой усии. Бог обладает иным типом усии, чем материальные тела. В этом смысле есть два разных вида усии — непознаваемая, божественная, и конечная, изменяемая (материальная, познаваемая). Нет </w:t>
-      </w:r>
+      <w:pPr>
+        <w:rPr>
+          <w:rFonts w:ascii="Times New Roman" w:hAnsi="Times New Roman" w:cs="Times New Roman"/>
+          <w:sz w:val="24"/>
+          <w:szCs w:val="24"/>
+          <w:lang w:val="ru-RU"/>
+        </w:rPr>
+      </w:pPr>
+      <w:r>
+        <w:rPr>
+          <w:rFonts w:ascii="Times New Roman" w:hAnsi="Times New Roman" w:cs="Times New Roman"/>
+          <w:sz w:val="24"/>
+          <w:szCs w:val="24"/>
+          <w:lang w:val="ru-RU"/>
+        </w:rPr>
+        <w:t xml:space="preserve">Этика модерна, в отличии от предыдущих картин мира, не имеет общей, четкой цели. </w:t>
+      </w:r>
+      <w:r>
+        <w:rPr>
+          <w:rFonts w:ascii="Times New Roman" w:hAnsi="Times New Roman" w:cs="Times New Roman"/>
+          <w:iCs/>
+          <w:sz w:val="24"/>
+          <w:szCs w:val="24"/>
+          <w:u w:val="single"/>
+          <w:lang w:val="ru-RU"/>
+        </w:rPr>
+        <w:t>Цель в модерне формируется исходя из того знания, которое получит человек</w:t>
+      </w:r>
+      <w:r>
+        <w:rPr>
+          <w:rFonts w:ascii="Times New Roman" w:hAnsi="Times New Roman" w:cs="Times New Roman"/>
+          <w:sz w:val="24"/>
+          <w:szCs w:val="24"/>
+          <w:lang w:val="ru-RU"/>
+        </w:rPr>
+        <w:t xml:space="preserve">. В модерне </w:t>
+      </w:r>
+      <w:r>
+        <w:rPr>
+          <w:rFonts w:ascii="Times New Roman" w:hAnsi="Times New Roman" w:cs="Times New Roman"/>
+          <w:i/>
+          <w:sz w:val="24"/>
+          <w:szCs w:val="24"/>
+          <w:lang w:val="ru-RU"/>
+        </w:rPr>
+        <w:t>бесконечное множество целей</w:t>
+      </w:r>
+      <w:r>
+        <w:rPr>
+          <w:rFonts w:ascii="Times New Roman" w:hAnsi="Times New Roman" w:cs="Times New Roman"/>
+          <w:sz w:val="24"/>
+          <w:szCs w:val="24"/>
+          <w:lang w:val="ru-RU"/>
+        </w:rPr>
+        <w:t xml:space="preserve">. Заданной цели извне не существует, мышление существует автономно. Именно автономия мышления определяет тот характер познания, при котором создается ощущение безумия. Когда Платон, Аристотель, Парменид и </w:t>
+      </w:r>
+      <w:r>
+        <w:rPr>
+          <w:rFonts w:ascii="Times New Roman" w:hAnsi="Times New Roman" w:cs="Times New Roman"/>
+          <w:sz w:val="24"/>
+          <w:szCs w:val="24"/>
+          <w:lang w:val="ru-RU"/>
+        </w:rPr>
+        <w:t>пр.</w:t>
+      </w:r>
+      <w:r>
+        <w:rPr>
+          <w:rFonts w:ascii="Times New Roman" w:hAnsi="Times New Roman" w:cs="Times New Roman"/>
+          <w:sz w:val="24"/>
+          <w:szCs w:val="24"/>
+          <w:lang w:val="ru-RU"/>
+        </w:rPr>
+        <w:t xml:space="preserve"> формиру</w:t>
+      </w:r>
+      <w:r>
+        <w:rPr>
+          <w:rFonts w:ascii="Times New Roman" w:hAnsi="Times New Roman" w:cs="Times New Roman"/>
+          <w:sz w:val="24"/>
+          <w:szCs w:val="24"/>
+          <w:lang w:val="ru-RU"/>
+        </w:rPr>
+        <w:t>ют</w:t>
+      </w:r>
+      <w:r>
+        <w:rPr>
+          <w:rFonts w:ascii="Times New Roman" w:hAnsi="Times New Roman" w:cs="Times New Roman"/>
+          <w:sz w:val="24"/>
+          <w:szCs w:val="24"/>
+          <w:lang w:val="ru-RU"/>
+        </w:rPr>
+        <w:t xml:space="preserve"> свою философию, то он</w:t>
+      </w:r>
+      <w:r>
+        <w:rPr>
+          <w:rFonts w:ascii="Times New Roman" w:hAnsi="Times New Roman" w:cs="Times New Roman"/>
+          <w:sz w:val="24"/>
+          <w:szCs w:val="24"/>
+          <w:lang w:val="ru-RU"/>
+        </w:rPr>
+        <w:t>и</w:t>
+      </w:r>
+      <w:r>
+        <w:rPr>
+          <w:rFonts w:ascii="Times New Roman" w:hAnsi="Times New Roman" w:cs="Times New Roman"/>
+          <w:sz w:val="24"/>
+          <w:szCs w:val="24"/>
+          <w:lang w:val="ru-RU"/>
+        </w:rPr>
+        <w:t xml:space="preserve"> зна</w:t>
+      </w:r>
+      <w:r>
+        <w:rPr>
+          <w:rFonts w:ascii="Times New Roman" w:hAnsi="Times New Roman" w:cs="Times New Roman"/>
+          <w:sz w:val="24"/>
+          <w:szCs w:val="24"/>
+          <w:lang w:val="ru-RU"/>
+        </w:rPr>
+        <w:t>ю</w:t>
+      </w:r>
+      <w:r>
+        <w:rPr>
+          <w:rFonts w:ascii="Times New Roman" w:hAnsi="Times New Roman" w:cs="Times New Roman"/>
+          <w:sz w:val="24"/>
+          <w:szCs w:val="24"/>
+          <w:lang w:val="ru-RU"/>
+        </w:rPr>
+        <w:t xml:space="preserve">т, что главной целью </w:t>
+      </w:r>
+      <w:r>
+        <w:rPr>
+          <w:rFonts w:ascii="Times New Roman" w:hAnsi="Times New Roman" w:cs="Times New Roman"/>
+          <w:sz w:val="24"/>
+          <w:szCs w:val="24"/>
+          <w:lang w:val="ru-RU"/>
+        </w:rPr>
+        <w:t>их</w:t>
+      </w:r>
+      <w:r>
+        <w:rPr>
+          <w:rFonts w:ascii="Times New Roman" w:hAnsi="Times New Roman" w:cs="Times New Roman"/>
+          <w:sz w:val="24"/>
+          <w:szCs w:val="24"/>
+          <w:lang w:val="ru-RU"/>
+        </w:rPr>
+        <w:t xml:space="preserve"> труда является благо, которого должен достигнуть каждый гражданин его полиса. Когда христианские теологи занимаются постижением бога, они знают, что цель — </w:t>
+      </w:r>
+      <w:r>
+        <w:rPr>
+          <w:rFonts w:ascii="Times New Roman" w:hAnsi="Times New Roman" w:cs="Times New Roman"/>
+          <w:i/>
+          <w:iCs/>
+          <w:sz w:val="24"/>
+          <w:szCs w:val="24"/>
+          <w:lang w:val="ru-RU"/>
+        </w:rPr>
+        <w:t>спасение</w:t>
+      </w:r>
+      <w:r>
+        <w:rPr>
+          <w:rFonts w:ascii="Times New Roman" w:hAnsi="Times New Roman" w:cs="Times New Roman"/>
+          <w:sz w:val="24"/>
+          <w:szCs w:val="24"/>
+          <w:lang w:val="ru-RU"/>
+        </w:rPr>
+        <w:t>. В модерне никакой цели нет — это и есть причина экстремальности новоевропейской теории познания.</w:t>
+      </w:r>
+    </w:p>
+    <w:p>
+      <w:pPr>
+        <w:pStyle w:val="Heading2"/>
+        <w:rPr>
+          <w:lang w:val="ru-RU"/>
+        </w:rPr>
+      </w:pPr>
       <w:r>
         <w:rPr>
           <w:lang w:val="ru-RU"/>
         </w:rPr>
         <w:lastRenderedPageBreak/>
-        <w:t xml:space="preserve">ничего общего, что объединяло бы три божественных юпостасиса; и </w:t>
-      </w:r>
-      <w:r>
-        <w:rPr>
+        <w:t xml:space="preserve">Ответ на вопрос о том, почему в первом цикле лекций </w:t>
+      </w:r>
+      <w:r>
+        <w:rPr>
+          <w:lang w:val="ru-RU"/>
+        </w:rPr>
+        <w:t>б</w:t>
+      </w:r>
+      <w:r>
+        <w:rPr>
+          <w:lang w:val="ru-RU"/>
+        </w:rPr>
+        <w:t xml:space="preserve">ог был чистым </w:t>
+      </w:r>
+      <w:proofErr w:type="spellStart"/>
+      <w:r>
+        <w:rPr>
+          <w:lang w:val="ru-RU"/>
+        </w:rPr>
+        <w:t>юпостасисом</w:t>
+      </w:r>
+      <w:proofErr w:type="spellEnd"/>
+      <w:r>
+        <w:rPr>
+          <w:lang w:val="ru-RU"/>
+        </w:rPr>
+        <w:t xml:space="preserve">, а в догмате о Троице Бог — это некая комбинация </w:t>
+      </w:r>
+      <w:proofErr w:type="spellStart"/>
+      <w:r>
+        <w:rPr>
+          <w:lang w:val="ru-RU"/>
+        </w:rPr>
+        <w:t>усии</w:t>
+      </w:r>
+      <w:proofErr w:type="spellEnd"/>
+      <w:r>
+        <w:rPr>
+          <w:lang w:val="ru-RU"/>
+        </w:rPr>
+        <w:t xml:space="preserve"> и </w:t>
+      </w:r>
+      <w:proofErr w:type="spellStart"/>
+      <w:r>
+        <w:rPr>
+          <w:lang w:val="ru-RU"/>
+        </w:rPr>
+        <w:t>юпостасиса</w:t>
+      </w:r>
+      <w:proofErr w:type="spellEnd"/>
+    </w:p>
+    <w:p>
+      <w:pPr>
+        <w:rPr>
+          <w:rFonts w:ascii="Times New Roman" w:hAnsi="Times New Roman" w:cs="Times New Roman"/>
+          <w:sz w:val="24"/>
+          <w:szCs w:val="24"/>
+        </w:rPr>
+      </w:pPr>
+      <w:r>
+        <w:rPr>
+          <w:rFonts w:ascii="Times New Roman" w:hAnsi="Times New Roman" w:cs="Times New Roman"/>
+          <w:sz w:val="24"/>
+          <w:szCs w:val="24"/>
+          <w:lang w:val="ru-RU"/>
+        </w:rPr>
+        <w:t>Н</w:t>
+      </w:r>
+      <w:r>
+        <w:rPr>
+          <w:rFonts w:ascii="Times New Roman" w:hAnsi="Times New Roman" w:cs="Times New Roman"/>
+          <w:sz w:val="24"/>
+          <w:szCs w:val="24"/>
+          <w:lang w:val="ru-RU"/>
+        </w:rPr>
+        <w:t xml:space="preserve">ельзя познавать бога, как какой-нибудь камень. Усия материальных тел конечна и </w:t>
+      </w:r>
+      <w:r>
+        <w:rPr>
+          <w:rFonts w:ascii="Times New Roman" w:hAnsi="Times New Roman" w:cs="Times New Roman"/>
+          <w:sz w:val="24"/>
+          <w:szCs w:val="24"/>
+          <w:lang w:val="ru-RU"/>
+        </w:rPr>
+        <w:t>изменчива</w:t>
+      </w:r>
+      <w:r>
+        <w:rPr>
+          <w:rFonts w:ascii="Times New Roman" w:hAnsi="Times New Roman" w:cs="Times New Roman"/>
+          <w:sz w:val="24"/>
+          <w:szCs w:val="24"/>
+          <w:lang w:val="ru-RU"/>
+        </w:rPr>
+        <w:t xml:space="preserve">. Поэтому, когда говорилось, что у бога не было </w:t>
+      </w:r>
+      <w:proofErr w:type="spellStart"/>
+      <w:r>
+        <w:rPr>
+          <w:rFonts w:ascii="Times New Roman" w:hAnsi="Times New Roman" w:cs="Times New Roman"/>
           <w:i/>
-          <w:lang w:val="ru-RU"/>
-        </w:rPr>
-        <w:t>именно это Августин провозглашает общей сущностью</w:t>
-      </w:r>
-      <w:r>
-        <w:rPr>
+          <w:iCs/>
+          <w:sz w:val="24"/>
+          <w:szCs w:val="24"/>
+          <w:lang w:val="ru-RU"/>
+        </w:rPr>
+        <w:t>усии</w:t>
+      </w:r>
+      <w:proofErr w:type="spellEnd"/>
+      <w:r>
+        <w:rPr>
+          <w:rFonts w:ascii="Times New Roman" w:hAnsi="Times New Roman" w:cs="Times New Roman"/>
+          <w:sz w:val="24"/>
+          <w:szCs w:val="24"/>
+          <w:lang w:val="ru-RU"/>
+        </w:rPr>
+        <w:t xml:space="preserve">, имелась в виду именно эта </w:t>
+      </w:r>
+      <w:proofErr w:type="spellStart"/>
+      <w:r>
+        <w:rPr>
+          <w:rFonts w:ascii="Times New Roman" w:hAnsi="Times New Roman" w:cs="Times New Roman"/>
+          <w:i/>
+          <w:iCs/>
+          <w:sz w:val="24"/>
+          <w:szCs w:val="24"/>
+          <w:lang w:val="ru-RU"/>
+        </w:rPr>
+        <w:t>усия</w:t>
+      </w:r>
+      <w:proofErr w:type="spellEnd"/>
+      <w:r>
+        <w:rPr>
+          <w:rFonts w:ascii="Times New Roman" w:hAnsi="Times New Roman" w:cs="Times New Roman"/>
+          <w:sz w:val="24"/>
+          <w:szCs w:val="24"/>
+          <w:lang w:val="ru-RU"/>
+        </w:rPr>
+        <w:t xml:space="preserve">. Но это не значит, что у бога нет никакой </w:t>
+      </w:r>
+      <w:proofErr w:type="spellStart"/>
+      <w:r>
+        <w:rPr>
+          <w:rFonts w:ascii="Times New Roman" w:hAnsi="Times New Roman" w:cs="Times New Roman"/>
+          <w:i/>
+          <w:iCs/>
+          <w:sz w:val="24"/>
+          <w:szCs w:val="24"/>
+          <w:lang w:val="ru-RU"/>
+        </w:rPr>
+        <w:t>усии</w:t>
+      </w:r>
+      <w:proofErr w:type="spellEnd"/>
+      <w:r>
+        <w:rPr>
+          <w:rFonts w:ascii="Times New Roman" w:hAnsi="Times New Roman" w:cs="Times New Roman"/>
+          <w:sz w:val="24"/>
+          <w:szCs w:val="24"/>
+          <w:lang w:val="ru-RU"/>
+        </w:rPr>
+        <w:t xml:space="preserve">. Бог обладает иным типом </w:t>
+      </w:r>
+      <w:proofErr w:type="spellStart"/>
+      <w:r>
+        <w:rPr>
+          <w:rFonts w:ascii="Times New Roman" w:hAnsi="Times New Roman" w:cs="Times New Roman"/>
+          <w:i/>
+          <w:iCs/>
+          <w:sz w:val="24"/>
+          <w:szCs w:val="24"/>
+          <w:lang w:val="ru-RU"/>
+        </w:rPr>
+        <w:t>усии</w:t>
+      </w:r>
+      <w:proofErr w:type="spellEnd"/>
+      <w:r>
+        <w:rPr>
+          <w:rFonts w:ascii="Times New Roman" w:hAnsi="Times New Roman" w:cs="Times New Roman"/>
+          <w:sz w:val="24"/>
+          <w:szCs w:val="24"/>
+          <w:lang w:val="ru-RU"/>
+        </w:rPr>
+        <w:t xml:space="preserve">, чем материальные тела. В этом смысле есть два разных вида </w:t>
+      </w:r>
+      <w:proofErr w:type="spellStart"/>
+      <w:r>
+        <w:rPr>
+          <w:rFonts w:ascii="Times New Roman" w:hAnsi="Times New Roman" w:cs="Times New Roman"/>
+          <w:i/>
+          <w:iCs/>
+          <w:sz w:val="24"/>
+          <w:szCs w:val="24"/>
+          <w:lang w:val="ru-RU"/>
+        </w:rPr>
+        <w:t>усии</w:t>
+      </w:r>
+      <w:proofErr w:type="spellEnd"/>
+      <w:r>
+        <w:rPr>
+          <w:rFonts w:ascii="Times New Roman" w:hAnsi="Times New Roman" w:cs="Times New Roman"/>
+          <w:sz w:val="24"/>
+          <w:szCs w:val="24"/>
+          <w:lang w:val="ru-RU"/>
+        </w:rPr>
+        <w:t xml:space="preserve"> — непознаваемая, божественная, и конечная, изменяемая (материальная, познаваемая). Нет ничего общего, что объединяло бы три божественных </w:t>
+      </w:r>
+      <w:proofErr w:type="spellStart"/>
+      <w:r>
+        <w:rPr>
+          <w:rFonts w:ascii="Times New Roman" w:hAnsi="Times New Roman" w:cs="Times New Roman"/>
+          <w:i/>
+          <w:iCs/>
+          <w:sz w:val="24"/>
+          <w:szCs w:val="24"/>
+          <w:lang w:val="ru-RU"/>
+        </w:rPr>
+        <w:t>юпостасиса</w:t>
+      </w:r>
+      <w:proofErr w:type="spellEnd"/>
+      <w:r>
+        <w:rPr>
+          <w:rFonts w:ascii="Times New Roman" w:hAnsi="Times New Roman" w:cs="Times New Roman"/>
+          <w:sz w:val="24"/>
+          <w:szCs w:val="24"/>
+          <w:lang w:val="ru-RU"/>
+        </w:rPr>
+        <w:t xml:space="preserve">; и </w:t>
+      </w:r>
+      <w:r>
+        <w:rPr>
+          <w:rFonts w:ascii="Times New Roman" w:hAnsi="Times New Roman" w:cs="Times New Roman"/>
+          <w:iCs/>
+          <w:sz w:val="24"/>
+          <w:szCs w:val="24"/>
+          <w:u w:val="single"/>
+          <w:lang w:val="ru-RU"/>
+        </w:rPr>
+        <w:t xml:space="preserve">именно это Августин провозглашает общей сущностью </w:t>
+      </w:r>
+      <w:r>
+        <w:rPr>
+          <w:rFonts w:ascii="Times New Roman" w:hAnsi="Times New Roman" w:cs="Times New Roman"/>
+          <w:iCs/>
+          <w:sz w:val="24"/>
+          <w:szCs w:val="24"/>
+          <w:u w:val="single"/>
+        </w:rPr>
+        <w:t>(</w:t>
+      </w:r>
+      <w:proofErr w:type="spellStart"/>
+      <w:r>
+        <w:rPr>
+          <w:rFonts w:ascii="Times New Roman" w:hAnsi="Times New Roman" w:cs="Times New Roman"/>
+          <w:i/>
+          <w:sz w:val="24"/>
+          <w:szCs w:val="24"/>
+          <w:u w:val="single"/>
+        </w:rPr>
+        <w:t>усией</w:t>
+      </w:r>
+      <w:proofErr w:type="spellEnd"/>
+      <w:r>
+        <w:rPr>
+          <w:rFonts w:ascii="Times New Roman" w:hAnsi="Times New Roman" w:cs="Times New Roman"/>
+          <w:iCs/>
+          <w:sz w:val="24"/>
+          <w:szCs w:val="24"/>
+          <w:u w:val="single"/>
+        </w:rPr>
+        <w:t xml:space="preserve">) </w:t>
+      </w:r>
+      <w:proofErr w:type="spellStart"/>
+      <w:r>
+        <w:rPr>
+          <w:rFonts w:ascii="Times New Roman" w:hAnsi="Times New Roman" w:cs="Times New Roman"/>
+          <w:iCs/>
+          <w:sz w:val="24"/>
+          <w:szCs w:val="24"/>
+          <w:u w:val="single"/>
+        </w:rPr>
+        <w:t>Бога</w:t>
+      </w:r>
+      <w:proofErr w:type="spellEnd"/>
+      <w:r>
+        <w:rPr>
+          <w:rFonts w:ascii="Times New Roman" w:hAnsi="Times New Roman" w:cs="Times New Roman"/>
+          <w:sz w:val="24"/>
+          <w:szCs w:val="24"/>
+        </w:rPr>
+        <w:t xml:space="preserve">. </w:t>
+      </w:r>
+      <w:r>
+        <w:rPr>
+          <w:rFonts w:ascii="Times New Roman" w:hAnsi="Times New Roman" w:cs="Times New Roman"/>
+          <w:sz w:val="24"/>
+          <w:szCs w:val="24"/>
+          <w:lang w:val="ru-RU"/>
+        </w:rPr>
+        <w:t xml:space="preserve">Иными словами, непознаваемость является общим свойством трех ипостасей Бога. И как только </w:t>
+      </w:r>
+      <w:proofErr w:type="spellStart"/>
+      <w:r>
+        <w:rPr>
+          <w:rFonts w:ascii="Times New Roman" w:hAnsi="Times New Roman" w:cs="Times New Roman"/>
+          <w:i/>
+          <w:iCs/>
+          <w:sz w:val="24"/>
+          <w:szCs w:val="24"/>
+          <w:lang w:val="ru-RU"/>
+        </w:rPr>
+        <w:t>усия</w:t>
+      </w:r>
+      <w:proofErr w:type="spellEnd"/>
+      <w:r>
+        <w:rPr>
+          <w:rFonts w:ascii="Times New Roman" w:hAnsi="Times New Roman" w:cs="Times New Roman"/>
+          <w:sz w:val="24"/>
+          <w:szCs w:val="24"/>
+          <w:lang w:val="ru-RU"/>
+        </w:rPr>
+        <w:t xml:space="preserve"> бога приравнивается к непознаваемости, её становится возможно познать. На этом моменте рассуждения происходит переход из апофатического богословия к </w:t>
+      </w:r>
+      <w:proofErr w:type="spellStart"/>
+      <w:r>
+        <w:rPr>
+          <w:rFonts w:ascii="Times New Roman" w:hAnsi="Times New Roman" w:cs="Times New Roman"/>
+          <w:b/>
+          <w:bCs/>
+          <w:sz w:val="24"/>
+          <w:szCs w:val="24"/>
+          <w:lang w:val="ru-RU"/>
+        </w:rPr>
+        <w:t>катофатическому</w:t>
+      </w:r>
+      <w:proofErr w:type="spellEnd"/>
+      <w:r>
+        <w:rPr>
+          <w:rFonts w:ascii="Times New Roman" w:hAnsi="Times New Roman" w:cs="Times New Roman"/>
+          <w:sz w:val="24"/>
+          <w:szCs w:val="24"/>
+          <w:lang w:val="ru-RU"/>
+        </w:rPr>
+        <w:t xml:space="preserve">, и вот как это у </w:t>
+      </w:r>
+      <w:r>
+        <w:rPr>
+          <w:rFonts w:ascii="Times New Roman" w:hAnsi="Times New Roman" w:cs="Times New Roman"/>
+          <w:i/>
+          <w:iCs/>
+          <w:sz w:val="24"/>
+          <w:szCs w:val="24"/>
+          <w:lang w:val="ru-RU"/>
+        </w:rPr>
+        <w:t>Августина</w:t>
+      </w:r>
+      <w:r>
+        <w:rPr>
+          <w:rFonts w:ascii="Times New Roman" w:hAnsi="Times New Roman" w:cs="Times New Roman"/>
+          <w:sz w:val="24"/>
+          <w:szCs w:val="24"/>
+          <w:lang w:val="ru-RU"/>
+        </w:rPr>
+        <w:t xml:space="preserve"> происходит</w:t>
+      </w:r>
+      <w:proofErr w:type="gramStart"/>
+      <w:r>
+        <w:rPr>
+          <w:rFonts w:ascii="Times New Roman" w:hAnsi="Times New Roman" w:cs="Times New Roman"/>
+          <w:sz w:val="24"/>
+          <w:szCs w:val="24"/>
+          <w:lang w:val="ru-RU"/>
+        </w:rPr>
+        <w:t>: Да</w:t>
+      </w:r>
+      <w:proofErr w:type="gramEnd"/>
+      <w:r>
+        <w:rPr>
+          <w:rFonts w:ascii="Times New Roman" w:hAnsi="Times New Roman" w:cs="Times New Roman"/>
+          <w:sz w:val="24"/>
+          <w:szCs w:val="24"/>
+          <w:lang w:val="ru-RU"/>
+        </w:rPr>
+        <w:t xml:space="preserve">, при познании непознаваемого человек будет постоянно ошибаться — </w:t>
+      </w:r>
+      <w:r>
+        <w:rPr>
+          <w:rFonts w:ascii="Times New Roman" w:hAnsi="Times New Roman" w:cs="Times New Roman"/>
+          <w:b/>
+          <w:sz w:val="24"/>
+          <w:szCs w:val="24"/>
+        </w:rPr>
+        <w:t>Si</w:t>
+      </w:r>
+      <w:r>
+        <w:rPr>
+          <w:rFonts w:ascii="Times New Roman" w:hAnsi="Times New Roman" w:cs="Times New Roman"/>
+          <w:b/>
+          <w:sz w:val="24"/>
+          <w:szCs w:val="24"/>
           <w:lang w:val="ru-RU"/>
         </w:rPr>
         <w:t xml:space="preserve"> </w:t>
       </w:r>
-      <w:r>
-        <w:t xml:space="preserve">(усией) Бога. </w:t>
-      </w:r>
-      <w:r>
-        <w:rPr>
-          <w:lang w:val="ru-RU"/>
-        </w:rPr>
-        <w:t xml:space="preserve">Иными словами, непознаваемость является общим свойством трех ипостасей Бога. И как только усия бога приравнивается к непознаваемости, её становится возможно познать. На этом моменте рассуждения происходит переход из апофатического богословия к катофатическому, и вот как это у Августина происходит: Да, при познании непознаваемого человек будет постоянно ошибаться — </w:t>
-      </w:r>
-      <w:r>
-        <w:rPr>
+      <w:proofErr w:type="spellStart"/>
+      <w:r>
+        <w:rPr>
+          <w:rFonts w:ascii="Times New Roman" w:hAnsi="Times New Roman" w:cs="Times New Roman"/>
           <w:b/>
-        </w:rPr>
-        <w:t>Si</w:t>
-      </w:r>
-      <w:r>
-        <w:rPr>
+          <w:sz w:val="24"/>
+          <w:szCs w:val="24"/>
+        </w:rPr>
+        <w:t>fallor</w:t>
+      </w:r>
+      <w:proofErr w:type="spellEnd"/>
+      <w:r>
+        <w:rPr>
+          <w:rFonts w:ascii="Times New Roman" w:hAnsi="Times New Roman" w:cs="Times New Roman"/>
           <w:b/>
+          <w:sz w:val="24"/>
+          <w:szCs w:val="24"/>
+          <w:lang w:val="ru-RU"/>
+        </w:rPr>
+        <w:t xml:space="preserve">, </w:t>
+      </w:r>
+      <w:r>
+        <w:rPr>
+          <w:rFonts w:ascii="Times New Roman" w:hAnsi="Times New Roman" w:cs="Times New Roman"/>
+          <w:b/>
+          <w:sz w:val="24"/>
+          <w:szCs w:val="24"/>
+        </w:rPr>
+        <w:t>sum</w:t>
+      </w:r>
+      <w:r>
+        <w:rPr>
+          <w:rFonts w:ascii="Times New Roman" w:hAnsi="Times New Roman" w:cs="Times New Roman"/>
+          <w:sz w:val="24"/>
+          <w:szCs w:val="24"/>
+          <w:lang w:val="ru-RU"/>
+        </w:rPr>
+        <w:t xml:space="preserve"> (я ошибаюсь, следовательно, я существую). Эта фраза очень напоминает декартовскую </w:t>
+      </w:r>
+      <w:r>
+        <w:rPr>
+          <w:rFonts w:ascii="Times New Roman" w:hAnsi="Times New Roman" w:cs="Times New Roman"/>
+          <w:b/>
+          <w:sz w:val="24"/>
+          <w:szCs w:val="24"/>
+        </w:rPr>
+        <w:t>cogito</w:t>
+      </w:r>
+      <w:r>
+        <w:rPr>
+          <w:rFonts w:ascii="Times New Roman" w:hAnsi="Times New Roman" w:cs="Times New Roman"/>
+          <w:b/>
+          <w:sz w:val="24"/>
+          <w:szCs w:val="24"/>
+          <w:lang w:val="ru-RU"/>
+        </w:rPr>
+        <w:t xml:space="preserve">, </w:t>
+      </w:r>
+      <w:r>
+        <w:rPr>
+          <w:rFonts w:ascii="Times New Roman" w:hAnsi="Times New Roman" w:cs="Times New Roman"/>
+          <w:b/>
+          <w:sz w:val="24"/>
+          <w:szCs w:val="24"/>
+        </w:rPr>
+        <w:t>ergo</w:t>
+      </w:r>
+      <w:r>
+        <w:rPr>
+          <w:rFonts w:ascii="Times New Roman" w:hAnsi="Times New Roman" w:cs="Times New Roman"/>
+          <w:b/>
+          <w:sz w:val="24"/>
+          <w:szCs w:val="24"/>
           <w:lang w:val="ru-RU"/>
         </w:rPr>
         <w:t xml:space="preserve"> </w:t>
       </w:r>
       <w:r>
         <w:rPr>
+          <w:rFonts w:ascii="Times New Roman" w:hAnsi="Times New Roman" w:cs="Times New Roman"/>
           <w:b/>
-        </w:rPr>
-        <w:t>fallor</w:t>
-      </w:r>
-      <w:r>
-        <w:rPr>
-          <w:b/>
-          <w:lang w:val="ru-RU"/>
-        </w:rPr>
-        <w:t xml:space="preserve">, </w:t>
-      </w:r>
-      <w:r>
-        <w:rPr>
-          <w:b/>
+          <w:sz w:val="24"/>
+          <w:szCs w:val="24"/>
         </w:rPr>
         <w:t>sum</w:t>
       </w:r>
       <w:r>
         <w:rPr>
-          <w:lang w:val="ru-RU"/>
-        </w:rPr>
-        <w:t xml:space="preserve"> (я ошибаюсь, следовательно, я существую). Эта фраза очень напоминает декартовскую </w:t>
-      </w:r>
-      <w:r>
-        <w:rPr>
-          <w:b/>
-        </w:rPr>
-        <w:t>cogito</w:t>
-      </w:r>
-      <w:r>
-        <w:rPr>
-          <w:b/>
-          <w:lang w:val="ru-RU"/>
-        </w:rPr>
-        <w:t xml:space="preserve">, </w:t>
-      </w:r>
-      <w:r>
-        <w:rPr>
-          <w:b/>
-        </w:rPr>
-        <w:t>ergo</w:t>
-      </w:r>
-      <w:r>
-        <w:rPr>
-          <w:b/>
-          <w:lang w:val="ru-RU"/>
+          <w:rFonts w:ascii="Times New Roman" w:hAnsi="Times New Roman" w:cs="Times New Roman"/>
+          <w:sz w:val="24"/>
+          <w:szCs w:val="24"/>
+          <w:lang w:val="ru-RU"/>
+        </w:rPr>
+        <w:t xml:space="preserve"> (</w:t>
+      </w:r>
+      <w:r>
+        <w:rPr>
+          <w:rFonts w:ascii="Times New Roman" w:hAnsi="Times New Roman" w:cs="Times New Roman"/>
+          <w:sz w:val="24"/>
+          <w:szCs w:val="24"/>
+          <w:lang w:val="ru-RU"/>
+        </w:rPr>
+        <w:t>мыслю, следовательно,</w:t>
+      </w:r>
+      <w:r>
+        <w:rPr>
+          <w:rFonts w:ascii="Times New Roman" w:hAnsi="Times New Roman" w:cs="Times New Roman"/>
+          <w:sz w:val="24"/>
+          <w:szCs w:val="24"/>
+          <w:lang w:val="ru-RU"/>
+        </w:rPr>
+        <w:t xml:space="preserve"> существую). Несмотря на то, что фразы похожи, смысловая разница между ними показывает переход к экстремальному способу мышления, заявленному в начале лекции. Дело тут не в том, что мышление делает достоверным собственное существование. </w:t>
+      </w:r>
+      <w:proofErr w:type="spellStart"/>
+      <w:r>
+        <w:rPr>
+          <w:rFonts w:ascii="Times New Roman" w:hAnsi="Times New Roman" w:cs="Times New Roman"/>
+          <w:sz w:val="24"/>
+          <w:szCs w:val="24"/>
+        </w:rPr>
+        <w:t>Августин</w:t>
+      </w:r>
+      <w:proofErr w:type="spellEnd"/>
+      <w:r>
+        <w:rPr>
+          <w:rFonts w:ascii="Times New Roman" w:hAnsi="Times New Roman" w:cs="Times New Roman"/>
+          <w:sz w:val="24"/>
+          <w:szCs w:val="24"/>
         </w:rPr>
         <w:t xml:space="preserve"> </w:t>
       </w:r>
-      <w:r>
-        <w:rPr>
-          <w:b/>
-        </w:rPr>
-        <w:t>sum</w:t>
-      </w:r>
-      <w:r>
-        <w:rPr>
-          <w:lang w:val="ru-RU"/>
-        </w:rPr>
-        <w:t xml:space="preserve"> (мыслю следовательно существую). Несмотря на то, что фразы похожи, смысловая разница между ними показывает переход к экстремальному способу мышления, заявленному в начале лекции. Дело тут не в том, что мышление делает достоверным собственное существование. </w:t>
-      </w:r>
-      <w:r>
-        <w:t>Августин из своей фразы получил три вывода:</w:t>
+      <w:proofErr w:type="spellStart"/>
+      <w:r>
+        <w:rPr>
+          <w:rFonts w:ascii="Times New Roman" w:hAnsi="Times New Roman" w:cs="Times New Roman"/>
+          <w:sz w:val="24"/>
+          <w:szCs w:val="24"/>
+        </w:rPr>
+        <w:t>из</w:t>
+      </w:r>
+      <w:proofErr w:type="spellEnd"/>
+      <w:r>
+        <w:rPr>
+          <w:rFonts w:ascii="Times New Roman" w:hAnsi="Times New Roman" w:cs="Times New Roman"/>
+          <w:sz w:val="24"/>
+          <w:szCs w:val="24"/>
+        </w:rPr>
+        <w:t xml:space="preserve"> </w:t>
+      </w:r>
+      <w:proofErr w:type="spellStart"/>
+      <w:r>
+        <w:rPr>
+          <w:rFonts w:ascii="Times New Roman" w:hAnsi="Times New Roman" w:cs="Times New Roman"/>
+          <w:sz w:val="24"/>
+          <w:szCs w:val="24"/>
+        </w:rPr>
+        <w:t>своей</w:t>
+      </w:r>
+      <w:proofErr w:type="spellEnd"/>
+      <w:r>
+        <w:rPr>
+          <w:rFonts w:ascii="Times New Roman" w:hAnsi="Times New Roman" w:cs="Times New Roman"/>
+          <w:sz w:val="24"/>
+          <w:szCs w:val="24"/>
+        </w:rPr>
+        <w:t xml:space="preserve"> </w:t>
+      </w:r>
+      <w:proofErr w:type="spellStart"/>
+      <w:r>
+        <w:rPr>
+          <w:rFonts w:ascii="Times New Roman" w:hAnsi="Times New Roman" w:cs="Times New Roman"/>
+          <w:sz w:val="24"/>
+          <w:szCs w:val="24"/>
+        </w:rPr>
+        <w:t>фразы</w:t>
+      </w:r>
+      <w:proofErr w:type="spellEnd"/>
+      <w:r>
+        <w:rPr>
+          <w:rFonts w:ascii="Times New Roman" w:hAnsi="Times New Roman" w:cs="Times New Roman"/>
+          <w:sz w:val="24"/>
+          <w:szCs w:val="24"/>
+        </w:rPr>
+        <w:t xml:space="preserve"> </w:t>
+      </w:r>
+      <w:proofErr w:type="spellStart"/>
+      <w:r>
+        <w:rPr>
+          <w:rFonts w:ascii="Times New Roman" w:hAnsi="Times New Roman" w:cs="Times New Roman"/>
+          <w:sz w:val="24"/>
+          <w:szCs w:val="24"/>
+        </w:rPr>
+        <w:t>получил</w:t>
+      </w:r>
+      <w:proofErr w:type="spellEnd"/>
+      <w:r>
+        <w:rPr>
+          <w:rFonts w:ascii="Times New Roman" w:hAnsi="Times New Roman" w:cs="Times New Roman"/>
+          <w:sz w:val="24"/>
+          <w:szCs w:val="24"/>
+        </w:rPr>
+        <w:t xml:space="preserve"> </w:t>
+      </w:r>
+      <w:proofErr w:type="spellStart"/>
+      <w:r>
+        <w:rPr>
+          <w:rFonts w:ascii="Times New Roman" w:hAnsi="Times New Roman" w:cs="Times New Roman"/>
+          <w:sz w:val="24"/>
+          <w:szCs w:val="24"/>
+        </w:rPr>
+        <w:t>три</w:t>
+      </w:r>
+      <w:proofErr w:type="spellEnd"/>
+      <w:r>
+        <w:rPr>
+          <w:rFonts w:ascii="Times New Roman" w:hAnsi="Times New Roman" w:cs="Times New Roman"/>
+          <w:sz w:val="24"/>
+          <w:szCs w:val="24"/>
+        </w:rPr>
+        <w:t xml:space="preserve"> </w:t>
+      </w:r>
+      <w:proofErr w:type="spellStart"/>
+      <w:r>
+        <w:rPr>
+          <w:rFonts w:ascii="Times New Roman" w:hAnsi="Times New Roman" w:cs="Times New Roman"/>
+          <w:sz w:val="24"/>
+          <w:szCs w:val="24"/>
+        </w:rPr>
+        <w:t>вывода</w:t>
+      </w:r>
+      <w:proofErr w:type="spellEnd"/>
+      <w:r>
+        <w:rPr>
+          <w:rFonts w:ascii="Times New Roman" w:hAnsi="Times New Roman" w:cs="Times New Roman"/>
+          <w:sz w:val="24"/>
+          <w:szCs w:val="24"/>
+        </w:rPr>
+        <w:t>:</w:t>
       </w:r>
     </w:p>
     <w:p>
@@ -334,16 +1406,36 @@
           <w:ilvl w:val="0"/>
           <w:numId w:val="11"/>
         </w:numPr>
-      </w:pPr>
-      <w:r>
+        <w:rPr>
+          <w:rFonts w:ascii="Times New Roman" w:hAnsi="Times New Roman" w:cs="Times New Roman"/>
+          <w:b/>
+          <w:bCs/>
+          <w:sz w:val="24"/>
+          <w:szCs w:val="24"/>
+        </w:rPr>
+      </w:pPr>
+      <w:r>
+        <w:rPr>
+          <w:rFonts w:ascii="Times New Roman" w:hAnsi="Times New Roman" w:cs="Times New Roman"/>
+          <w:b/>
+          <w:bCs/>
+          <w:sz w:val="24"/>
+          <w:szCs w:val="24"/>
+        </w:rPr>
         <w:t xml:space="preserve">Я </w:t>
       </w:r>
-      <w:r>
-        <w:rPr>
+      <w:proofErr w:type="spellStart"/>
+      <w:r>
+        <w:rPr>
+          <w:rFonts w:ascii="Times New Roman" w:hAnsi="Times New Roman" w:cs="Times New Roman"/>
           <w:b/>
+          <w:bCs/>
+          <w:sz w:val="24"/>
+          <w:szCs w:val="24"/>
         </w:rPr>
         <w:t>существую</w:t>
       </w:r>
+      <w:proofErr w:type="spellEnd"/>
     </w:p>
     <w:p>
       <w:pPr>
@@ -351,19 +1443,80 @@
           <w:ilvl w:val="0"/>
           <w:numId w:val="11"/>
         </w:numPr>
-      </w:pPr>
-      <w:r>
+        <w:rPr>
+          <w:rFonts w:ascii="Times New Roman" w:hAnsi="Times New Roman" w:cs="Times New Roman"/>
+          <w:b/>
+          <w:bCs/>
+          <w:sz w:val="24"/>
+          <w:szCs w:val="24"/>
+        </w:rPr>
+      </w:pPr>
+      <w:r>
+        <w:rPr>
+          <w:rFonts w:ascii="Times New Roman" w:hAnsi="Times New Roman" w:cs="Times New Roman"/>
+          <w:b/>
+          <w:bCs/>
+          <w:sz w:val="24"/>
+          <w:szCs w:val="24"/>
+        </w:rPr>
         <w:t xml:space="preserve">Я </w:t>
       </w:r>
-      <w:r>
-        <w:rPr>
+      <w:proofErr w:type="spellStart"/>
+      <w:r>
+        <w:rPr>
+          <w:rFonts w:ascii="Times New Roman" w:hAnsi="Times New Roman" w:cs="Times New Roman"/>
           <w:b/>
+          <w:bCs/>
+          <w:sz w:val="24"/>
+          <w:szCs w:val="24"/>
         </w:rPr>
         <w:t>знаю</w:t>
       </w:r>
-      <w:r>
-        <w:t>, что существую</w:t>
-      </w:r>
+      <w:proofErr w:type="spellEnd"/>
+      <w:r>
+        <w:rPr>
+          <w:rFonts w:ascii="Times New Roman" w:hAnsi="Times New Roman" w:cs="Times New Roman"/>
+          <w:b/>
+          <w:bCs/>
+          <w:sz w:val="24"/>
+          <w:szCs w:val="24"/>
+        </w:rPr>
+        <w:t xml:space="preserve">, </w:t>
+      </w:r>
+      <w:proofErr w:type="spellStart"/>
+      <w:r>
+        <w:rPr>
+          <w:rFonts w:ascii="Times New Roman" w:hAnsi="Times New Roman" w:cs="Times New Roman"/>
+          <w:b/>
+          <w:bCs/>
+          <w:sz w:val="24"/>
+          <w:szCs w:val="24"/>
+        </w:rPr>
+        <w:t>что</w:t>
+      </w:r>
+      <w:proofErr w:type="spellEnd"/>
+      <w:r>
+        <w:rPr>
+          <w:rFonts w:ascii="Times New Roman" w:hAnsi="Times New Roman" w:cs="Times New Roman"/>
+          <w:b/>
+          <w:bCs/>
+          <w:sz w:val="24"/>
+          <w:szCs w:val="24"/>
+        </w:rPr>
+        <w:t xml:space="preserve"> </w:t>
+      </w:r>
+      <w:proofErr w:type="spellStart"/>
+      <w:r>
+        <w:rPr>
+          <w:rFonts w:ascii="Times New Roman" w:hAnsi="Times New Roman" w:cs="Times New Roman"/>
+          <w:b/>
+          <w:bCs/>
+          <w:sz w:val="24"/>
+          <w:szCs w:val="24"/>
+        </w:rPr>
+        <w:t>существую</w:t>
+      </w:r>
+      <w:proofErr w:type="spellEnd"/>
     </w:p>
     <w:p>
       <w:pPr>
@@ -372,210 +1525,561 @@
           <w:numId w:val="11"/>
         </w:numPr>
         <w:rPr>
-          <w:lang w:val="ru-RU"/>
-        </w:rPr>
-      </w:pPr>
-      <w:r>
-        <w:rPr>
-          <w:lang w:val="ru-RU"/>
-        </w:rPr>
-        <w:t xml:space="preserve">Я это </w:t>
-      </w:r>
-      <w:r>
-        <w:rPr>
+          <w:rFonts w:ascii="Times New Roman" w:hAnsi="Times New Roman" w:cs="Times New Roman"/>
+          <w:sz w:val="24"/>
+          <w:szCs w:val="24"/>
+          <w:lang w:val="ru-RU"/>
+        </w:rPr>
+      </w:pPr>
+      <w:r>
+        <w:rPr>
+          <w:rFonts w:ascii="Times New Roman" w:hAnsi="Times New Roman" w:cs="Times New Roman"/>
           <w:b/>
-          <w:lang w:val="ru-RU"/>
-        </w:rPr>
-        <w:t>люблю</w:t>
-      </w:r>
-      <w:r>
-        <w:rPr>
-          <w:lang w:val="ru-RU"/>
-        </w:rPr>
-        <w:t xml:space="preserve"> (это = существование), иначе «я благодарен богу за бытие» Каждый из трех выводов он связывает с юпостасисом: Отец = </w:t>
-      </w:r>
-      <w:r>
-        <w:rPr>
-          <w:b/>
-          <w:lang w:val="ru-RU"/>
-        </w:rPr>
-        <w:t>существование</w:t>
-      </w:r>
-      <w:r>
-        <w:rPr>
-          <w:lang w:val="ru-RU"/>
-        </w:rPr>
-        <w:t xml:space="preserve"> Сын = </w:t>
-      </w:r>
-      <w:r>
-        <w:rPr>
-          <w:b/>
-          <w:lang w:val="ru-RU"/>
-        </w:rPr>
-        <w:t>знание</w:t>
-      </w:r>
-      <w:r>
-        <w:rPr>
-          <w:lang w:val="ru-RU"/>
-        </w:rPr>
-        <w:t xml:space="preserve"> Святой дух = </w:t>
-      </w:r>
-      <w:r>
-        <w:rPr>
-          <w:b/>
-          <w:lang w:val="ru-RU"/>
-        </w:rPr>
-        <w:t>любовь</w:t>
-      </w:r>
-      <w:r>
-        <w:rPr>
-          <w:lang w:val="ru-RU"/>
-        </w:rPr>
-        <w:t xml:space="preserve"> С помощью этого рассуждения можно познать бога, потому что </w:t>
-      </w:r>
-      <w:r>
-        <w:rPr>
-          <w:i/>
-          <w:lang w:val="ru-RU"/>
-        </w:rPr>
-        <w:t>катафазис</w:t>
-      </w:r>
-      <w:r>
-        <w:rPr>
-          <w:lang w:val="ru-RU"/>
-        </w:rPr>
-        <w:t xml:space="preserve"> — это «мышление по аналогии»: открыв у несовершенного себя существование, знание и любовь можно по аналогии понять как выглядит то, что обладает совершенством (</w:t>
-      </w:r>
-      <w:r>
-        <w:t>perfectio</w:t>
-      </w:r>
-      <w:r>
-        <w:rPr>
-          <w:lang w:val="ru-RU"/>
-        </w:rPr>
-        <w:t>).</w:t>
+          <w:bCs/>
+          <w:sz w:val="24"/>
+          <w:szCs w:val="24"/>
+          <w:lang w:val="ru-RU"/>
+        </w:rPr>
+        <w:t>Я это люблю</w:t>
+      </w:r>
+      <w:r>
+        <w:rPr>
+          <w:rFonts w:ascii="Times New Roman" w:hAnsi="Times New Roman" w:cs="Times New Roman"/>
+          <w:sz w:val="24"/>
+          <w:szCs w:val="24"/>
+          <w:lang w:val="ru-RU"/>
+        </w:rPr>
+        <w:t xml:space="preserve"> (это = существование), </w:t>
+      </w:r>
+      <w:r>
+        <w:rPr>
+          <w:rFonts w:ascii="Times New Roman" w:hAnsi="Times New Roman" w:cs="Times New Roman"/>
+          <w:sz w:val="24"/>
+          <w:szCs w:val="24"/>
+          <w:lang w:val="ru-RU"/>
+        </w:rPr>
+        <w:t>или</w:t>
+      </w:r>
+      <w:r>
+        <w:rPr>
+          <w:rFonts w:ascii="Times New Roman" w:hAnsi="Times New Roman" w:cs="Times New Roman"/>
+          <w:sz w:val="24"/>
+          <w:szCs w:val="24"/>
+          <w:lang w:val="ru-RU"/>
+        </w:rPr>
+        <w:t xml:space="preserve"> «я благодарен богу за бытие»</w:t>
       </w:r>
     </w:p>
     <w:p>
       <w:pPr>
         <w:rPr>
-          <w:lang w:val="ru-RU"/>
-        </w:rPr>
-      </w:pPr>
-      <w:r>
-        <w:rPr>
-          <w:lang w:val="ru-RU"/>
-        </w:rPr>
-        <w:t xml:space="preserve">Это — проявление Троицы в моей душе (в некотором роде психологическая модель троицы). С точки зрения восточного богословия Августин допускает здесь ошибку: он наделяет каждую ипостась </w:t>
-      </w:r>
-      <w:r>
-        <w:rPr>
+          <w:rFonts w:ascii="Times New Roman" w:hAnsi="Times New Roman" w:cs="Times New Roman"/>
+          <w:sz w:val="24"/>
+          <w:szCs w:val="24"/>
+          <w:lang w:val="ru-RU"/>
+        </w:rPr>
+      </w:pPr>
+      <w:r>
+        <w:rPr>
+          <w:rFonts w:ascii="Times New Roman" w:hAnsi="Times New Roman" w:cs="Times New Roman"/>
+          <w:sz w:val="24"/>
+          <w:szCs w:val="24"/>
+          <w:lang w:val="ru-RU"/>
+        </w:rPr>
+        <w:t xml:space="preserve">Каждый из трех выводов он связывает с </w:t>
+      </w:r>
+      <w:proofErr w:type="spellStart"/>
+      <w:r>
+        <w:rPr>
+          <w:rFonts w:ascii="Times New Roman" w:hAnsi="Times New Roman" w:cs="Times New Roman"/>
           <w:i/>
-          <w:lang w:val="ru-RU"/>
-        </w:rPr>
-        <w:t>функцией</w:t>
-      </w:r>
-      <w:r>
-        <w:rPr>
-          <w:lang w:val="ru-RU"/>
-        </w:rPr>
-        <w:t>: одна часть отвечает за существование, другая за знание, третья за любовь. В восточном богословии «рожденный», «не рожденный» и «исходящий» — это лишь имена, и это не значит, что у каждого из них есть какая-то своя роль или функция.</w:t>
+          <w:iCs/>
+          <w:sz w:val="24"/>
+          <w:szCs w:val="24"/>
+          <w:lang w:val="ru-RU"/>
+        </w:rPr>
+        <w:t>юпостасисом</w:t>
+      </w:r>
+      <w:proofErr w:type="spellEnd"/>
+      <w:r>
+        <w:rPr>
+          <w:rFonts w:ascii="Times New Roman" w:hAnsi="Times New Roman" w:cs="Times New Roman"/>
+          <w:sz w:val="24"/>
+          <w:szCs w:val="24"/>
+          <w:lang w:val="ru-RU"/>
+        </w:rPr>
+        <w:t>:</w:t>
       </w:r>
     </w:p>
     <w:p>
       <w:pPr>
-        <w:rPr>
-          <w:lang w:val="ru-RU"/>
-        </w:rPr>
-      </w:pPr>
-      <w:r>
-        <w:rPr>
-          <w:lang w:val="ru-RU"/>
-        </w:rPr>
-        <w:t xml:space="preserve">Мысль Декарта же радикально отличается от мысли Августина: когда Августин говорит, что делает ошибку, это значит, что ошибка отсылает к чему-то, чем я не являюсь, ошибка — есть внешний источник достоверности; когда Декарт говорит, что мыслит, то имеется в виду, что мышление само определяет, что достоверно, а что — нет; мое мышление — единственный источник истины, а </w:t>
-      </w:r>
-      <w:r>
-        <w:rPr>
-          <w:i/>
-          <w:lang w:val="ru-RU"/>
-        </w:rPr>
-        <w:t>результат мысли будет критерием того, как надо мыслить</w:t>
-      </w:r>
-      <w:r>
-        <w:rPr>
-          <w:lang w:val="ru-RU"/>
-        </w:rPr>
-        <w:t>.</w:t>
+        <w:pStyle w:val="ListParagraph"/>
+        <w:numPr>
+          <w:ilvl w:val="0"/>
+          <w:numId w:val="12"/>
+        </w:numPr>
+        <w:rPr>
+          <w:rFonts w:ascii="Times New Roman" w:hAnsi="Times New Roman" w:cs="Times New Roman"/>
+          <w:sz w:val="24"/>
+          <w:szCs w:val="24"/>
+          <w:lang w:val="ru-RU"/>
+        </w:rPr>
+      </w:pPr>
+      <w:r>
+        <w:rPr>
+          <w:rFonts w:ascii="Times New Roman" w:hAnsi="Times New Roman" w:cs="Times New Roman"/>
+          <w:sz w:val="24"/>
+          <w:szCs w:val="24"/>
+          <w:lang w:val="ru-RU"/>
+        </w:rPr>
+        <w:t xml:space="preserve">Отец = </w:t>
+      </w:r>
+      <w:r>
+        <w:rPr>
+          <w:rFonts w:ascii="Times New Roman" w:hAnsi="Times New Roman" w:cs="Times New Roman"/>
+          <w:b/>
+          <w:sz w:val="24"/>
+          <w:szCs w:val="24"/>
+          <w:lang w:val="ru-RU"/>
+        </w:rPr>
+        <w:t>существование</w:t>
       </w:r>
     </w:p>
     <w:p>
       <w:pPr>
-        <w:rPr>
-          <w:lang w:val="ru-RU"/>
-        </w:rPr>
-      </w:pPr>
-      <w:r>
-        <w:rPr>
-          <w:lang w:val="ru-RU"/>
-        </w:rPr>
-        <w:t xml:space="preserve">С логической точки зрения «мыслю, следовательно существую» не является Аристотелевским силлогизмом и не является строгой логической конструкцией; Декарт на подобные возражения отвечает: плевать. Если мне извне навязывается какой-то внешний регулятор мышления, его мне тоже подбросило моё мышление; только оно и может являться единственным достоверным критерием, главное, чтобы оно было </w:t>
-      </w:r>
-      <w:r>
-        <w:rPr>
+        <w:pStyle w:val="ListParagraph"/>
+        <w:numPr>
+          <w:ilvl w:val="0"/>
+          <w:numId w:val="12"/>
+        </w:numPr>
+        <w:rPr>
+          <w:rFonts w:ascii="Times New Roman" w:hAnsi="Times New Roman" w:cs="Times New Roman"/>
+          <w:sz w:val="24"/>
+          <w:szCs w:val="24"/>
+          <w:lang w:val="ru-RU"/>
+        </w:rPr>
+      </w:pPr>
+      <w:r>
+        <w:rPr>
+          <w:rFonts w:ascii="Times New Roman" w:hAnsi="Times New Roman" w:cs="Times New Roman"/>
+          <w:sz w:val="24"/>
+          <w:szCs w:val="24"/>
+          <w:lang w:val="ru-RU"/>
+        </w:rPr>
+        <w:t xml:space="preserve">Сын = </w:t>
+      </w:r>
+      <w:r>
+        <w:rPr>
+          <w:rFonts w:ascii="Times New Roman" w:hAnsi="Times New Roman" w:cs="Times New Roman"/>
           <w:b/>
-          <w:lang w:val="ru-RU"/>
-        </w:rPr>
-        <w:t>ясным и отчетливым</w:t>
-      </w:r>
-      <w:r>
-        <w:rPr>
-          <w:lang w:val="ru-RU"/>
-        </w:rPr>
-        <w:t xml:space="preserve">. Декарт выдумывает совершенно новый тип достоверности (интеллектуальная интуиция). Санкционируется любой способ мышления, который кажется убедительным, и следовательно, любой результат познания. Не имея никакого четкого основания, мышление входит в режим перманентной пересборки собственных оснований. Это и определяет современную цивилизацию модерна. Стоит отметить, что это не значит, что теория познание скатывается в тотальный субъективизм, потому что с помощью такого критерия можно эффективно описывать реальность, он рабочий; этот критерий должен быть </w:t>
-      </w:r>
-      <w:r>
-        <w:rPr>
-          <w:i/>
-          <w:lang w:val="ru-RU"/>
-        </w:rPr>
-        <w:t>ясным и отчетливым</w:t>
-      </w:r>
-      <w:r>
-        <w:rPr>
-          <w:lang w:val="ru-RU"/>
-        </w:rPr>
-        <w:t xml:space="preserve"> не столько для меня, но должен распространяться на всех.</w:t>
+          <w:sz w:val="24"/>
+          <w:szCs w:val="24"/>
+          <w:lang w:val="ru-RU"/>
+        </w:rPr>
+        <w:t>знание</w:t>
       </w:r>
     </w:p>
     <w:p>
       <w:pPr>
-        <w:rPr>
-          <w:lang w:val="ru-RU"/>
-        </w:rPr>
-      </w:pPr>
-      <w:r>
-        <w:rPr>
-          <w:lang w:val="ru-RU"/>
-        </w:rPr>
-        <w:t>Античное и монотеистическое мышление было конструктивным и сложным; мышление модерна характеризуется отсутствием конструктивности, самоочевидностью.</w:t>
+        <w:pStyle w:val="ListParagraph"/>
+        <w:numPr>
+          <w:ilvl w:val="0"/>
+          <w:numId w:val="12"/>
+        </w:numPr>
+        <w:rPr>
+          <w:rFonts w:ascii="Times New Roman" w:hAnsi="Times New Roman" w:cs="Times New Roman"/>
+          <w:sz w:val="24"/>
+          <w:szCs w:val="24"/>
+          <w:lang w:val="ru-RU"/>
+        </w:rPr>
+      </w:pPr>
+      <w:r>
+        <w:rPr>
+          <w:rFonts w:ascii="Times New Roman" w:hAnsi="Times New Roman" w:cs="Times New Roman"/>
+          <w:sz w:val="24"/>
+          <w:szCs w:val="24"/>
+          <w:lang w:val="ru-RU"/>
+        </w:rPr>
+        <w:t xml:space="preserve">Святой дух = </w:t>
+      </w:r>
+      <w:r>
+        <w:rPr>
+          <w:rFonts w:ascii="Times New Roman" w:hAnsi="Times New Roman" w:cs="Times New Roman"/>
+          <w:b/>
+          <w:sz w:val="24"/>
+          <w:szCs w:val="24"/>
+          <w:lang w:val="ru-RU"/>
+        </w:rPr>
+        <w:t>любовь</w:t>
       </w:r>
     </w:p>
     <w:p>
       <w:pPr>
-        <w:pStyle w:val="Heading3"/>
-        <w:rPr>
-          <w:b w:val="0"/>
-        </w:rPr>
-      </w:pPr>
-      <w:r>
-        <w:rPr>
-          <w:b w:val="0"/>
+        <w:rPr>
+          <w:rFonts w:ascii="Times New Roman" w:hAnsi="Times New Roman" w:cs="Times New Roman"/>
+          <w:sz w:val="24"/>
+          <w:szCs w:val="24"/>
+          <w:lang w:val="ru-RU"/>
+        </w:rPr>
+      </w:pPr>
+      <w:r>
+        <w:rPr>
+          <w:rFonts w:ascii="Times New Roman" w:hAnsi="Times New Roman" w:cs="Times New Roman"/>
+          <w:sz w:val="24"/>
+          <w:szCs w:val="24"/>
+          <w:lang w:val="ru-RU"/>
+        </w:rPr>
+        <w:t xml:space="preserve">С помощью этого рассуждения можно познать бога, потому что </w:t>
+      </w:r>
+      <w:proofErr w:type="spellStart"/>
+      <w:r>
+        <w:rPr>
+          <w:rFonts w:ascii="Times New Roman" w:hAnsi="Times New Roman" w:cs="Times New Roman"/>
+          <w:i/>
+          <w:sz w:val="24"/>
+          <w:szCs w:val="24"/>
+          <w:lang w:val="ru-RU"/>
+        </w:rPr>
+        <w:t>катафазис</w:t>
+      </w:r>
+      <w:proofErr w:type="spellEnd"/>
+      <w:r>
+        <w:rPr>
+          <w:rFonts w:ascii="Times New Roman" w:hAnsi="Times New Roman" w:cs="Times New Roman"/>
+          <w:sz w:val="24"/>
+          <w:szCs w:val="24"/>
+          <w:lang w:val="ru-RU"/>
+        </w:rPr>
+        <w:t xml:space="preserve"> — это «мышление по аналогии»: открыв у несовершенного себя существование, знание и любовь можно по аналогии </w:t>
+      </w:r>
+      <w:r>
+        <w:rPr>
+          <w:rFonts w:ascii="Times New Roman" w:hAnsi="Times New Roman" w:cs="Times New Roman"/>
+          <w:sz w:val="24"/>
+          <w:szCs w:val="24"/>
+          <w:lang w:val="ru-RU"/>
+        </w:rPr>
+        <w:t>понять,</w:t>
+      </w:r>
+      <w:r>
+        <w:rPr>
+          <w:rFonts w:ascii="Times New Roman" w:hAnsi="Times New Roman" w:cs="Times New Roman"/>
+          <w:sz w:val="24"/>
+          <w:szCs w:val="24"/>
+          <w:lang w:val="ru-RU"/>
+        </w:rPr>
+        <w:t xml:space="preserve"> как выглядит то, что обладает совершенством (</w:t>
+      </w:r>
+      <w:proofErr w:type="spellStart"/>
+      <w:r>
+        <w:rPr>
+          <w:rFonts w:ascii="Times New Roman" w:hAnsi="Times New Roman" w:cs="Times New Roman"/>
+          <w:b/>
+          <w:bCs/>
+          <w:sz w:val="24"/>
+          <w:szCs w:val="24"/>
+        </w:rPr>
+        <w:t>perfectio</w:t>
+      </w:r>
+      <w:proofErr w:type="spellEnd"/>
+      <w:r>
+        <w:rPr>
+          <w:rFonts w:ascii="Times New Roman" w:hAnsi="Times New Roman" w:cs="Times New Roman"/>
+          <w:sz w:val="24"/>
+          <w:szCs w:val="24"/>
+          <w:lang w:val="ru-RU"/>
+        </w:rPr>
+        <w:t>).</w:t>
+      </w:r>
+    </w:p>
+    <w:p>
+      <w:pPr>
+        <w:rPr>
+          <w:rFonts w:ascii="Times New Roman" w:hAnsi="Times New Roman" w:cs="Times New Roman"/>
+          <w:sz w:val="24"/>
+          <w:szCs w:val="24"/>
+          <w:lang w:val="ru-RU"/>
+        </w:rPr>
+      </w:pPr>
+      <w:r>
+        <w:rPr>
+          <w:rFonts w:ascii="Times New Roman" w:hAnsi="Times New Roman" w:cs="Times New Roman"/>
+          <w:sz w:val="24"/>
+          <w:szCs w:val="24"/>
+          <w:lang w:val="ru-RU"/>
+        </w:rPr>
+        <w:t xml:space="preserve">Это — проявление Троицы в душе </w:t>
+      </w:r>
+      <w:r>
+        <w:rPr>
+          <w:rFonts w:ascii="Times New Roman" w:hAnsi="Times New Roman" w:cs="Times New Roman"/>
+          <w:sz w:val="24"/>
+          <w:szCs w:val="24"/>
+          <w:lang w:val="ru-RU"/>
+        </w:rPr>
+        <w:t xml:space="preserve">человека </w:t>
+      </w:r>
+      <w:r>
+        <w:rPr>
+          <w:rFonts w:ascii="Times New Roman" w:hAnsi="Times New Roman" w:cs="Times New Roman"/>
+          <w:sz w:val="24"/>
+          <w:szCs w:val="24"/>
+          <w:lang w:val="ru-RU"/>
+        </w:rPr>
+        <w:t xml:space="preserve">(в некотором роде психологическая модель троицы). С точки зрения восточного богословия Августин допускает здесь ошибку: он наделяет каждую ипостась </w:t>
+      </w:r>
+      <w:r>
+        <w:rPr>
+          <w:rFonts w:ascii="Times New Roman" w:hAnsi="Times New Roman" w:cs="Times New Roman"/>
+          <w:i/>
+          <w:sz w:val="24"/>
+          <w:szCs w:val="24"/>
+          <w:lang w:val="ru-RU"/>
+        </w:rPr>
+        <w:t>функцией</w:t>
+      </w:r>
+      <w:r>
+        <w:rPr>
+          <w:rFonts w:ascii="Times New Roman" w:hAnsi="Times New Roman" w:cs="Times New Roman"/>
+          <w:sz w:val="24"/>
+          <w:szCs w:val="24"/>
+          <w:lang w:val="ru-RU"/>
+        </w:rPr>
+        <w:t>: одна часть отвечает за существование, другая за знание, третья за любовь. В восточном богословии «рожденный», «не рожденный» и «исходящий» — это лишь имена, и это не значит, что у каждого из них есть какая-то своя роль или функция.</w:t>
+      </w:r>
+    </w:p>
+    <w:p>
+      <w:pPr>
+        <w:rPr>
+          <w:rFonts w:ascii="Times New Roman" w:hAnsi="Times New Roman" w:cs="Times New Roman"/>
+          <w:sz w:val="24"/>
+          <w:szCs w:val="24"/>
+          <w:lang w:val="ru-RU"/>
+        </w:rPr>
+      </w:pPr>
+      <w:r>
+        <w:rPr>
+          <w:rFonts w:ascii="Times New Roman" w:hAnsi="Times New Roman" w:cs="Times New Roman"/>
+          <w:sz w:val="24"/>
+          <w:szCs w:val="24"/>
+          <w:lang w:val="ru-RU"/>
+        </w:rPr>
+        <w:t xml:space="preserve">Мысль Декарта же радикально отличается от мысли Августина: когда Августин говорит, что делает ошибку, это значит, что ошибка отсылает к чему-то, чем я не являюсь, ошибка — есть внешний источник достоверности; когда Декарт говорит, что мыслит, то имеется в виду, что мышление само определяет, что достоверно, а что — нет; мое мышление — </w:t>
+      </w:r>
+      <w:r>
+        <w:rPr>
+          <w:rFonts w:ascii="Times New Roman" w:hAnsi="Times New Roman" w:cs="Times New Roman"/>
+          <w:sz w:val="24"/>
+          <w:szCs w:val="24"/>
+          <w:lang w:val="ru-RU"/>
         </w:rPr>
         <w:lastRenderedPageBreak/>
-        <w:t>Возникновение автономного мышления</w:t>
+        <w:t xml:space="preserve">единственный источник истины, а </w:t>
+      </w:r>
+      <w:r>
+        <w:rPr>
+          <w:rFonts w:ascii="Times New Roman" w:hAnsi="Times New Roman" w:cs="Times New Roman"/>
+          <w:i/>
+          <w:sz w:val="24"/>
+          <w:szCs w:val="24"/>
+          <w:lang w:val="ru-RU"/>
+        </w:rPr>
+        <w:t>результат мысли будет критерием того, как надо мыслить</w:t>
+      </w:r>
+      <w:r>
+        <w:rPr>
+          <w:rFonts w:ascii="Times New Roman" w:hAnsi="Times New Roman" w:cs="Times New Roman"/>
+          <w:sz w:val="24"/>
+          <w:szCs w:val="24"/>
+          <w:lang w:val="ru-RU"/>
+        </w:rPr>
+        <w:t>.</w:t>
       </w:r>
     </w:p>
-    <w:p/>
+    <w:p>
+      <w:pPr>
+        <w:rPr>
+          <w:rFonts w:ascii="Times New Roman" w:hAnsi="Times New Roman" w:cs="Times New Roman"/>
+          <w:sz w:val="24"/>
+          <w:szCs w:val="24"/>
+          <w:lang w:val="ru-RU"/>
+        </w:rPr>
+      </w:pPr>
+      <w:r>
+        <w:rPr>
+          <w:rFonts w:ascii="Times New Roman" w:hAnsi="Times New Roman" w:cs="Times New Roman"/>
+          <w:sz w:val="24"/>
+          <w:szCs w:val="24"/>
+          <w:lang w:val="ru-RU"/>
+        </w:rPr>
+        <w:t xml:space="preserve">С логической точки зрения «мыслю, следовательно существую» не является Аристотелевским силлогизмом и не является строгой логической конструкцией; Декарт на подобные возражения отвечает: плевать. Если мне извне навязывается какой-то внешний регулятор мышления, его мне тоже подбросило моё мышление; только оно и может являться единственным достоверным критерием, главное, чтобы оно было </w:t>
+      </w:r>
+      <w:r>
+        <w:rPr>
+          <w:rFonts w:ascii="Times New Roman" w:hAnsi="Times New Roman" w:cs="Times New Roman"/>
+          <w:b/>
+          <w:sz w:val="24"/>
+          <w:szCs w:val="24"/>
+          <w:lang w:val="ru-RU"/>
+        </w:rPr>
+        <w:t>ясным и отчетливым</w:t>
+      </w:r>
+      <w:r>
+        <w:rPr>
+          <w:rFonts w:ascii="Times New Roman" w:hAnsi="Times New Roman" w:cs="Times New Roman"/>
+          <w:sz w:val="24"/>
+          <w:szCs w:val="24"/>
+          <w:lang w:val="ru-RU"/>
+        </w:rPr>
+        <w:t xml:space="preserve">. Декарт выдумывает совершенно новый тип достоверности (интеллектуальная интуиция). Санкционируется любой способ мышления, который кажется убедительным, и следовательно, любой результат познания. Не имея никакого четкого основания, мышление входит в режим перманентной пересборки собственных оснований. Это и определяет современную цивилизацию модерна. Стоит отметить, что это не значит, что теория познание скатывается в тотальный субъективизм, потому что с помощью такого критерия можно эффективно описывать реальность, он рабочий; этот критерий должен быть </w:t>
+      </w:r>
+      <w:r>
+        <w:rPr>
+          <w:rFonts w:ascii="Times New Roman" w:hAnsi="Times New Roman" w:cs="Times New Roman"/>
+          <w:i/>
+          <w:sz w:val="24"/>
+          <w:szCs w:val="24"/>
+          <w:lang w:val="ru-RU"/>
+        </w:rPr>
+        <w:t>ясным и отчетливым</w:t>
+      </w:r>
+      <w:r>
+        <w:rPr>
+          <w:rFonts w:ascii="Times New Roman" w:hAnsi="Times New Roman" w:cs="Times New Roman"/>
+          <w:sz w:val="24"/>
+          <w:szCs w:val="24"/>
+          <w:lang w:val="ru-RU"/>
+        </w:rPr>
+        <w:t xml:space="preserve"> не столько для меня, но должен распространяться на всех.</w:t>
+      </w:r>
+    </w:p>
+    <w:p>
+      <w:pPr>
+        <w:rPr>
+          <w:rFonts w:ascii="Times New Roman" w:hAnsi="Times New Roman" w:cs="Times New Roman"/>
+          <w:sz w:val="24"/>
+          <w:szCs w:val="24"/>
+          <w:lang w:val="ru-RU"/>
+        </w:rPr>
+      </w:pPr>
+      <w:r>
+        <w:rPr>
+          <w:rFonts w:ascii="Times New Roman" w:hAnsi="Times New Roman" w:cs="Times New Roman"/>
+          <w:sz w:val="24"/>
+          <w:szCs w:val="24"/>
+          <w:lang w:val="ru-RU"/>
+        </w:rPr>
+        <w:t>Античное и монотеистическое мышление было конструктивным и сложным; мышление модерна характеризуется отсутствием конструктивности, самоочевидностью</w:t>
+      </w:r>
+      <w:r>
+        <w:rPr>
+          <w:rFonts w:ascii="Times New Roman" w:hAnsi="Times New Roman" w:cs="Times New Roman"/>
+          <w:sz w:val="24"/>
+          <w:szCs w:val="24"/>
+          <w:lang w:val="ru-RU"/>
+        </w:rPr>
+        <w:t xml:space="preserve">. </w:t>
+      </w:r>
+      <w:r>
+        <w:rPr>
+          <w:rFonts w:ascii="Times New Roman" w:hAnsi="Times New Roman" w:cs="Times New Roman"/>
+          <w:bCs/>
+          <w:sz w:val="24"/>
+          <w:szCs w:val="24"/>
+          <w:lang w:val="ru-RU"/>
+        </w:rPr>
+        <w:t>Модерн характеризуется</w:t>
+      </w:r>
+      <w:r>
+        <w:rPr>
+          <w:rFonts w:ascii="Times New Roman" w:hAnsi="Times New Roman" w:cs="Times New Roman"/>
+          <w:bCs/>
+          <w:sz w:val="24"/>
+          <w:szCs w:val="24"/>
+          <w:lang w:val="ru-RU"/>
+        </w:rPr>
+        <w:t xml:space="preserve"> в</w:t>
+      </w:r>
+      <w:proofErr w:type="spellStart"/>
+      <w:r>
+        <w:rPr>
+          <w:rFonts w:ascii="Times New Roman" w:hAnsi="Times New Roman" w:cs="Times New Roman"/>
+          <w:sz w:val="24"/>
+          <w:szCs w:val="24"/>
+        </w:rPr>
+        <w:t>озникновение</w:t>
+      </w:r>
+      <w:proofErr w:type="spellEnd"/>
+      <w:r>
+        <w:rPr>
+          <w:rFonts w:ascii="Times New Roman" w:hAnsi="Times New Roman" w:cs="Times New Roman"/>
+          <w:sz w:val="24"/>
+          <w:szCs w:val="24"/>
+          <w:lang w:val="ru-RU"/>
+        </w:rPr>
+        <w:t>м</w:t>
+      </w:r>
+      <w:r>
+        <w:rPr>
+          <w:rFonts w:ascii="Times New Roman" w:hAnsi="Times New Roman" w:cs="Times New Roman"/>
+          <w:sz w:val="24"/>
+          <w:szCs w:val="24"/>
+        </w:rPr>
+        <w:t xml:space="preserve"> </w:t>
+      </w:r>
+      <w:proofErr w:type="spellStart"/>
+      <w:r>
+        <w:rPr>
+          <w:rFonts w:ascii="Times New Roman" w:hAnsi="Times New Roman" w:cs="Times New Roman"/>
+          <w:i/>
+          <w:iCs/>
+          <w:sz w:val="24"/>
+          <w:szCs w:val="24"/>
+        </w:rPr>
+        <w:t>автономного</w:t>
+      </w:r>
+      <w:proofErr w:type="spellEnd"/>
+      <w:r>
+        <w:rPr>
+          <w:rFonts w:ascii="Times New Roman" w:hAnsi="Times New Roman" w:cs="Times New Roman"/>
+          <w:i/>
+          <w:iCs/>
+          <w:sz w:val="24"/>
+          <w:szCs w:val="24"/>
+        </w:rPr>
+        <w:t xml:space="preserve"> </w:t>
+      </w:r>
+      <w:proofErr w:type="spellStart"/>
+      <w:r>
+        <w:rPr>
+          <w:rFonts w:ascii="Times New Roman" w:hAnsi="Times New Roman" w:cs="Times New Roman"/>
+          <w:i/>
+          <w:iCs/>
+          <w:sz w:val="24"/>
+          <w:szCs w:val="24"/>
+        </w:rPr>
+        <w:t>мышления</w:t>
+      </w:r>
+      <w:proofErr w:type="spellEnd"/>
+      <w:r>
+        <w:rPr>
+          <w:rFonts w:ascii="Times New Roman" w:hAnsi="Times New Roman" w:cs="Times New Roman"/>
+          <w:sz w:val="24"/>
+          <w:szCs w:val="24"/>
+          <w:lang w:val="ru-RU"/>
+        </w:rPr>
+        <w:t>.</w:t>
+      </w:r>
+    </w:p>
+    <w:p>
+      <w:pPr>
+        <w:rPr>
+          <w:rFonts w:ascii="Times New Roman" w:hAnsi="Times New Roman" w:cs="Times New Roman"/>
+          <w:sz w:val="24"/>
+          <w:szCs w:val="24"/>
+        </w:rPr>
+      </w:pPr>
+    </w:p>
     <w:sectPr>
       <w:pgSz w:w="12240" w:h="15840"/>
       <w:pgMar w:top="1440" w:right="1440" w:bottom="1440" w:left="1440" w:header="720" w:footer="720" w:gutter="0"/>
@@ -1300,6 +2804,119 @@
       <w:numFmt w:val="decimal"/>
       <w:lvlText w:val=""/>
       <w:lvlJc w:val="left"/>
+    </w:lvl>
+  </w:abstractNum>
+  <w:abstractNum w:abstractNumId="11" w15:restartNumberingAfterBreak="0">
+    <w:nsid w:val="7E8512E2"/>
+    <w:multiLevelType w:val="hybridMultilevel"/>
+    <w:tmpl w:val="49E0A1FE"/>
+    <w:lvl w:ilvl="0" w:tplc="08090001">
+      <w:start w:val="1"/>
+      <w:numFmt w:val="bullet"/>
+      <w:lvlText w:val=""/>
+      <w:lvlJc w:val="left"/>
+      <w:pPr>
+        <w:ind w:left="720" w:hanging="360"/>
+      </w:pPr>
+      <w:rPr>
+        <w:rFonts w:ascii="Symbol" w:hAnsi="Symbol" w:hint="default"/>
+      </w:rPr>
+    </w:lvl>
+    <w:lvl w:ilvl="1" w:tplc="08090003" w:tentative="1">
+      <w:start w:val="1"/>
+      <w:numFmt w:val="bullet"/>
+      <w:lvlText w:val="o"/>
+      <w:lvlJc w:val="left"/>
+      <w:pPr>
+        <w:ind w:left="1440" w:hanging="360"/>
+      </w:pPr>
+      <w:rPr>
+        <w:rFonts w:ascii="Courier New" w:hAnsi="Courier New" w:hint="default"/>
+      </w:rPr>
+    </w:lvl>
+    <w:lvl w:ilvl="2" w:tplc="08090005" w:tentative="1">
+      <w:start w:val="1"/>
+      <w:numFmt w:val="bullet"/>
+      <w:lvlText w:val=""/>
+      <w:lvlJc w:val="left"/>
+      <w:pPr>
+        <w:ind w:left="2160" w:hanging="360"/>
+      </w:pPr>
+      <w:rPr>
+        <w:rFonts w:ascii="Wingdings" w:hAnsi="Wingdings" w:hint="default"/>
+      </w:rPr>
+    </w:lvl>
+    <w:lvl w:ilvl="3" w:tplc="08090001" w:tentative="1">
+      <w:start w:val="1"/>
+      <w:numFmt w:val="bullet"/>
+      <w:lvlText w:val=""/>
+      <w:lvlJc w:val="left"/>
+      <w:pPr>
+        <w:ind w:left="2880" w:hanging="360"/>
+      </w:pPr>
+      <w:rPr>
+        <w:rFonts w:ascii="Symbol" w:hAnsi="Symbol" w:hint="default"/>
+      </w:rPr>
+    </w:lvl>
+    <w:lvl w:ilvl="4" w:tplc="08090003" w:tentative="1">
+      <w:start w:val="1"/>
+      <w:numFmt w:val="bullet"/>
+      <w:lvlText w:val="o"/>
+      <w:lvlJc w:val="left"/>
+      <w:pPr>
+        <w:ind w:left="3600" w:hanging="360"/>
+      </w:pPr>
+      <w:rPr>
+        <w:rFonts w:ascii="Courier New" w:hAnsi="Courier New" w:hint="default"/>
+      </w:rPr>
+    </w:lvl>
+    <w:lvl w:ilvl="5" w:tplc="08090005" w:tentative="1">
+      <w:start w:val="1"/>
+      <w:numFmt w:val="bullet"/>
+      <w:lvlText w:val=""/>
+      <w:lvlJc w:val="left"/>
+      <w:pPr>
+        <w:ind w:left="4320" w:hanging="360"/>
+      </w:pPr>
+      <w:rPr>
+        <w:rFonts w:ascii="Wingdings" w:hAnsi="Wingdings" w:hint="default"/>
+      </w:rPr>
+    </w:lvl>
+    <w:lvl w:ilvl="6" w:tplc="08090001" w:tentative="1">
+      <w:start w:val="1"/>
+      <w:numFmt w:val="bullet"/>
+      <w:lvlText w:val=""/>
+      <w:lvlJc w:val="left"/>
+      <w:pPr>
+        <w:ind w:left="5040" w:hanging="360"/>
+      </w:pPr>
+      <w:rPr>
+        <w:rFonts w:ascii="Symbol" w:hAnsi="Symbol" w:hint="default"/>
+      </w:rPr>
+    </w:lvl>
+    <w:lvl w:ilvl="7" w:tplc="08090003" w:tentative="1">
+      <w:start w:val="1"/>
+      <w:numFmt w:val="bullet"/>
+      <w:lvlText w:val="o"/>
+      <w:lvlJc w:val="left"/>
+      <w:pPr>
+        <w:ind w:left="5760" w:hanging="360"/>
+      </w:pPr>
+      <w:rPr>
+        <w:rFonts w:ascii="Courier New" w:hAnsi="Courier New" w:hint="default"/>
+      </w:rPr>
+    </w:lvl>
+    <w:lvl w:ilvl="8" w:tplc="08090005" w:tentative="1">
+      <w:start w:val="1"/>
+      <w:numFmt w:val="bullet"/>
+      <w:lvlText w:val=""/>
+      <w:lvlJc w:val="left"/>
+      <w:pPr>
+        <w:ind w:left="6480" w:hanging="360"/>
+      </w:pPr>
+      <w:rPr>
+        <w:rFonts w:ascii="Wingdings" w:hAnsi="Wingdings" w:hint="default"/>
+      </w:rPr>
     </w:lvl>
   </w:abstractNum>
   <w:num w:numId="1" w16cid:durableId="880286741">
@@ -1334,6 +2951,9 @@
   </w:num>
   <w:num w:numId="11" w16cid:durableId="648556483">
     <w:abstractNumId w:val="10"/>
+  </w:num>
+  <w:num w:numId="12" w16cid:durableId="323171954">
+    <w:abstractNumId w:val="11"/>
   </w:num>
 </w:numbering>
 </file>
@@ -1805,6 +3425,17 @@
     <w:semiHidden/>
     <w:unhideWhenUsed/>
   </w:style>
+  <w:style w:type="paragraph" w:styleId="ListParagraph">
+    <w:name w:val="List Paragraph"/>
+    <w:basedOn w:val="Normal"/>
+    <w:uiPriority w:val="34"/>
+    <w:qFormat/>
+    <w:rsid w:val="00623DE0"/>
+    <w:pPr>
+      <w:ind w:left="720"/>
+      <w:contextualSpacing/>
+    </w:pPr>
+  </w:style>
 </w:styles>
 </file>
 
